--- a/src/data/documents/3. ĐỊNH LƯỢNG ALBUMIN.docx
+++ b/src/data/documents/3. ĐỊNH LƯỢNG ALBUMIN.docx
@@ -1,10 +1,11 @@
 
 <file path=word/document.xml><?xml version="1.0" encoding="utf-8"?>
-<w:document xmlns:wpc="http://schemas.microsoft.com/office/word/2010/wordprocessingCanvas" xmlns:cx="http://schemas.microsoft.com/office/drawing/2014/chartex" xmlns:mc="http://schemas.openxmlformats.org/markup-compatibility/2006" xmlns:o="urn:schemas-microsoft-com:office:office" xmlns:r="http://schemas.openxmlformats.org/officeDocument/2006/relationships" xmlns:m="http://schemas.openxmlformats.org/officeDocument/2006/math" xmlns:v="urn:schemas-microsoft-com:vml" xmlns:wp14="http://schemas.microsoft.com/office/word/2010/wordprocessingDrawing" xmlns:wp="http://schemas.openxmlformats.org/drawingml/2006/wordprocessingDrawing" xmlns:w10="urn:schemas-microsoft-com:office:word" xmlns:w="http://schemas.openxmlformats.org/wordprocessingml/2006/main" xmlns:w14="http://schemas.microsoft.com/office/word/2010/wordml" xmlns:w15="http://schemas.microsoft.com/office/word/2012/wordml" xmlns:w16se="http://schemas.microsoft.com/office/word/2015/wordml/symex" xmlns:wpg="http://schemas.microsoft.com/office/word/2010/wordprocessingGroup" xmlns:wpi="http://schemas.microsoft.com/office/word/2010/wordprocessingInk" xmlns:wne="http://schemas.microsoft.com/office/word/2006/wordml" xmlns:wps="http://schemas.microsoft.com/office/word/2010/wordprocessingShape" mc:Ignorable="w14 w15 w16se wp14">
+<w:document xmlns:o="urn:schemas-microsoft-com:office:office" xmlns:r="http://schemas.openxmlformats.org/officeDocument/2006/relationships" xmlns:v="urn:schemas-microsoft-com:vml" xmlns:w="http://schemas.openxmlformats.org/wordprocessingml/2006/main" xmlns:w10="urn:schemas-microsoft-com:office:word" xmlns:wp="http://schemas.openxmlformats.org/drawingml/2006/wordprocessingDrawing" xmlns:pic="http://schemas.openxmlformats.org/drawingml/2006/picture" xmlns:wps="http://schemas.microsoft.com/office/word/2010/wordprocessingShape" xmlns:wpg="http://schemas.microsoft.com/office/word/2010/wordprocessingGroup" xmlns:mc="http://schemas.openxmlformats.org/markup-compatibility/2006" xmlns:wp14="http://schemas.microsoft.com/office/word/2010/wordprocessingDrawing" xmlns:w14="http://schemas.microsoft.com/office/word/2010/wordml" xmlns:w15="http://schemas.microsoft.com/office/word/2012/wordml" mc:Ignorable="w14 wp14 w15">
   <w:body>
     <w:p>
       <w:pPr>
-        <w:spacing w:before="60" w:after="60" w:line="276" w:lineRule="auto"/>
+        <w:pStyle w:val="Normal"/>
+        <w:spacing w:lineRule="auto" w:line="276" w:before="60" w:after="60"/>
         <w:contextualSpacing/>
         <w:jc w:val="center"/>
         <w:rPr>
@@ -26,7 +27,8 @@
     </w:p>
     <w:p>
       <w:pPr>
-        <w:spacing w:before="60" w:after="60" w:line="276" w:lineRule="auto"/>
+        <w:pStyle w:val="Normal"/>
+        <w:spacing w:lineRule="auto" w:line="276" w:before="60" w:after="60"/>
         <w:contextualSpacing/>
         <w:jc w:val="center"/>
         <w:rPr>
@@ -35,23 +37,33 @@
           <w:szCs w:val="26"/>
         </w:rPr>
       </w:pPr>
-    </w:p>
-    <w:p>
-      <w:pPr>
+      <w:r>
+        <w:rPr>
+          <w:rFonts w:eastAsia="Times New Roman" w:cs="Times New Roman"/>
+          <w:b/>
+          <w:szCs w:val="26"/>
+        </w:rPr>
+      </w:r>
+    </w:p>
+    <w:p>
+      <w:pPr>
+        <w:pStyle w:val="Normal"/>
         <w:numPr>
           <w:ilvl w:val="0"/>
           <w:numId w:val="1"/>
         </w:numPr>
-        <w:spacing w:before="60" w:after="60" w:line="276" w:lineRule="auto"/>
-        <w:contextualSpacing/>
-        <w:rPr>
-          <w:rFonts w:eastAsia="Times New Roman" w:cs="Times New Roman"/>
-          <w:szCs w:val="26"/>
-        </w:rPr>
-      </w:pPr>
-      <w:r>
-        <w:rPr>
-          <w:rFonts w:eastAsia="Times New Roman" w:cs="Times New Roman"/>
+        <w:spacing w:lineRule="auto" w:line="276" w:before="60" w:after="60"/>
+        <w:contextualSpacing/>
+        <w:rPr>
+          <w:b/>
+          <w:bCs/>
+        </w:rPr>
+      </w:pPr>
+      <w:r>
+        <w:rPr>
+          <w:rFonts w:eastAsia="Times New Roman" w:cs="Times New Roman"/>
+          <w:b/>
+          <w:bCs/>
           <w:szCs w:val="26"/>
         </w:rPr>
         <w:t xml:space="preserve">Kỹ thuật viên tiếp nhận chỉ định lấy 3 ml máu tĩnh mạch để định lượng Albumin cho bệnh nhân. Trong quá trình chuẩn bị dụng cụ và lấy mẫu, thao tác nào sau đây tuân thủ ĐÚNG quy định kỹ thuật? </w:t>
@@ -59,7 +71,8 @@
     </w:p>
     <w:p>
       <w:pPr>
-        <w:spacing w:before="60" w:after="60" w:line="276" w:lineRule="auto"/>
+        <w:pStyle w:val="Normal"/>
+        <w:spacing w:lineRule="auto" w:line="276" w:before="60" w:after="60"/>
         <w:contextualSpacing/>
         <w:rPr>
           <w:rFonts w:eastAsia="Times New Roman" w:cs="Times New Roman"/>
@@ -76,20 +89,18 @@
     </w:p>
     <w:p>
       <w:pPr>
-        <w:spacing w:before="60" w:after="60" w:line="276" w:lineRule="auto"/>
-        <w:contextualSpacing/>
-        <w:rPr>
-          <w:rFonts w:eastAsia="Times New Roman" w:cs="Times New Roman"/>
-          <w:bCs/>
-          <w:color w:val="0000FF"/>
-          <w:szCs w:val="26"/>
-        </w:rPr>
-      </w:pPr>
-      <w:r>
-        <w:rPr>
-          <w:rFonts w:eastAsia="Times New Roman" w:cs="Times New Roman"/>
-          <w:bCs/>
-          <w:color w:val="0000FF"/>
+        <w:pStyle w:val="Normal"/>
+        <w:spacing w:lineRule="auto" w:line="276" w:before="60" w:after="60"/>
+        <w:contextualSpacing/>
+        <w:rPr>
+          <w:color w:val="FF0000"/>
+        </w:rPr>
+      </w:pPr>
+      <w:r>
+        <w:rPr>
+          <w:rFonts w:eastAsia="Times New Roman" w:cs="Times New Roman"/>
+          <w:bCs/>
+          <w:color w:val="FF0000"/>
           <w:szCs w:val="26"/>
         </w:rPr>
         <w:t xml:space="preserve">B. Lấy máu vào ống không có chất chống đông hoặc ống có Heparin/EDTA và bảo đảm máu không bị vỡ hồng cầu. </w:t>
@@ -97,7 +108,8 @@
     </w:p>
     <w:p>
       <w:pPr>
-        <w:spacing w:before="60" w:after="60" w:line="276" w:lineRule="auto"/>
+        <w:pStyle w:val="Normal"/>
+        <w:spacing w:lineRule="auto" w:line="276" w:before="60" w:after="60"/>
         <w:contextualSpacing/>
         <w:rPr>
           <w:rFonts w:eastAsia="Times New Roman" w:cs="Times New Roman"/>
@@ -114,7 +126,8 @@
     </w:p>
     <w:p>
       <w:pPr>
-        <w:spacing w:before="60" w:after="60" w:line="276" w:lineRule="auto"/>
+        <w:pStyle w:val="Normal"/>
+        <w:spacing w:lineRule="auto" w:line="276" w:before="60" w:after="60"/>
         <w:contextualSpacing/>
         <w:rPr>
           <w:rFonts w:eastAsia="Times New Roman" w:cs="Times New Roman"/>
@@ -131,20 +144,23 @@
     </w:p>
     <w:p>
       <w:pPr>
+        <w:pStyle w:val="Normal"/>
         <w:numPr>
           <w:ilvl w:val="0"/>
           <w:numId w:val="1"/>
         </w:numPr>
-        <w:spacing w:before="60" w:after="60" w:line="276" w:lineRule="auto"/>
-        <w:contextualSpacing/>
-        <w:rPr>
-          <w:rFonts w:eastAsia="Times New Roman" w:cs="Times New Roman"/>
-          <w:szCs w:val="26"/>
-        </w:rPr>
-      </w:pPr>
-      <w:r>
-        <w:rPr>
-          <w:rFonts w:eastAsia="Times New Roman" w:cs="Times New Roman"/>
+        <w:spacing w:lineRule="auto" w:line="276" w:before="60" w:after="60"/>
+        <w:contextualSpacing/>
+        <w:rPr>
+          <w:b/>
+          <w:bCs/>
+        </w:rPr>
+      </w:pPr>
+      <w:r>
+        <w:rPr>
+          <w:rFonts w:eastAsia="Times New Roman" w:cs="Times New Roman"/>
+          <w:b/>
+          <w:bCs/>
           <w:szCs w:val="26"/>
         </w:rPr>
         <w:t xml:space="preserve">Khâu bảo quản mẫu bệnh phẩm định lượng Albumin tại phòng xét nghiệm cần tuân thủ nghiêm ngặt điều kiện nhiệt độ và thời gian. Trường hợp lưu trữ nào sau đây vẫn ĐẢM BẢO ĐỘ ỔN ĐỊNH của bệnh phẩm theo quy định? </w:t>
@@ -152,7 +168,8 @@
     </w:p>
     <w:p>
       <w:pPr>
-        <w:spacing w:before="60" w:after="60" w:line="276" w:lineRule="auto"/>
+        <w:pStyle w:val="Normal"/>
+        <w:spacing w:lineRule="auto" w:line="276" w:before="60" w:after="60"/>
         <w:contextualSpacing/>
         <w:rPr>
           <w:rFonts w:eastAsia="Times New Roman" w:cs="Times New Roman"/>
@@ -169,7 +186,8 @@
     </w:p>
     <w:p>
       <w:pPr>
-        <w:spacing w:before="60" w:after="60" w:line="276" w:lineRule="auto"/>
+        <w:pStyle w:val="Normal"/>
+        <w:spacing w:lineRule="auto" w:line="276" w:before="60" w:after="60"/>
         <w:contextualSpacing/>
         <w:rPr>
           <w:rFonts w:eastAsia="Times New Roman" w:cs="Times New Roman"/>
@@ -182,15 +200,25 @@
         <w:rPr>
           <w:rFonts w:eastAsia="Times New Roman" w:cs="Times New Roman"/>
           <w:bCs/>
+          <w:color w:val="FF0000"/>
+          <w:szCs w:val="26"/>
+        </w:rPr>
+        <w:t>B. Mẫu bệnh phẩm được lưu giữ ở nhiệt độ 2 - 8°C trong 5 tháng hoặc ở -15 đến -25°C trong 4 tháng</w:t>
+      </w:r>
+      <w:r>
+        <w:rPr>
+          <w:rFonts w:eastAsia="Times New Roman" w:cs="Times New Roman"/>
+          <w:bCs/>
           <w:color w:val="0000FF"/>
           <w:szCs w:val="26"/>
         </w:rPr>
-        <w:t xml:space="preserve">B. Mẫu bệnh phẩm được lưu giữ ở nhiệt độ 2 - 8°C trong 5 tháng hoặc ở -15 đến -25°C trong 4 tháng. </w:t>
-      </w:r>
-    </w:p>
-    <w:p>
-      <w:pPr>
-        <w:spacing w:before="60" w:after="60" w:line="276" w:lineRule="auto"/>
+        <w:t xml:space="preserve">. </w:t>
+      </w:r>
+    </w:p>
+    <w:p>
+      <w:pPr>
+        <w:pStyle w:val="Normal"/>
+        <w:spacing w:lineRule="auto" w:line="276" w:before="60" w:after="60"/>
         <w:contextualSpacing/>
         <w:rPr>
           <w:rFonts w:eastAsia="Times New Roman" w:cs="Times New Roman"/>
@@ -207,7 +235,8 @@
     </w:p>
     <w:p>
       <w:pPr>
-        <w:spacing w:before="60" w:after="60" w:line="276" w:lineRule="auto"/>
+        <w:pStyle w:val="Normal"/>
+        <w:spacing w:lineRule="auto" w:line="276" w:before="60" w:after="60"/>
         <w:contextualSpacing/>
         <w:rPr>
           <w:rFonts w:eastAsia="Times New Roman" w:cs="Times New Roman"/>
@@ -224,20 +253,23 @@
     </w:p>
     <w:p>
       <w:pPr>
+        <w:pStyle w:val="Normal"/>
         <w:numPr>
           <w:ilvl w:val="0"/>
           <w:numId w:val="1"/>
         </w:numPr>
-        <w:spacing w:before="60" w:after="60" w:line="276" w:lineRule="auto"/>
-        <w:contextualSpacing/>
-        <w:rPr>
-          <w:rFonts w:eastAsia="Times New Roman" w:cs="Times New Roman"/>
-          <w:szCs w:val="26"/>
-        </w:rPr>
-      </w:pPr>
-      <w:r>
-        <w:rPr>
-          <w:rFonts w:eastAsia="Times New Roman" w:cs="Times New Roman"/>
+        <w:spacing w:lineRule="auto" w:line="276" w:before="60" w:after="60"/>
+        <w:contextualSpacing/>
+        <w:rPr>
+          <w:b/>
+          <w:bCs/>
+        </w:rPr>
+      </w:pPr>
+      <w:r>
+        <w:rPr>
+          <w:rFonts w:eastAsia="Times New Roman" w:cs="Times New Roman"/>
+          <w:b/>
+          <w:bCs/>
           <w:szCs w:val="26"/>
         </w:rPr>
         <w:t xml:space="preserve">Trong khâu xử lý bệnh phẩm đông lạnh để phân tích Albumin máu, hành động nào của kỹ thuật viên là KHÔNG PHÙ HỢP với quy trình kỹ thuật và nguy cơ gây sai lệch kết quả? </w:t>
@@ -245,7 +277,8 @@
     </w:p>
     <w:p>
       <w:pPr>
-        <w:spacing w:before="60" w:after="60" w:line="276" w:lineRule="auto"/>
+        <w:pStyle w:val="Normal"/>
+        <w:spacing w:lineRule="auto" w:line="276" w:before="60" w:after="60"/>
         <w:contextualSpacing/>
         <w:rPr>
           <w:rFonts w:eastAsia="Times New Roman" w:cs="Times New Roman"/>
@@ -262,20 +295,18 @@
     </w:p>
     <w:p>
       <w:pPr>
-        <w:spacing w:before="60" w:after="60" w:line="276" w:lineRule="auto"/>
-        <w:contextualSpacing/>
-        <w:rPr>
-          <w:rFonts w:eastAsia="Times New Roman" w:cs="Times New Roman"/>
-          <w:bCs/>
-          <w:color w:val="0000FF"/>
-          <w:szCs w:val="26"/>
-        </w:rPr>
-      </w:pPr>
-      <w:r>
-        <w:rPr>
-          <w:rFonts w:eastAsia="Times New Roman" w:cs="Times New Roman"/>
-          <w:bCs/>
-          <w:color w:val="0000FF"/>
+        <w:pStyle w:val="Normal"/>
+        <w:spacing w:lineRule="auto" w:line="276" w:before="60" w:after="60"/>
+        <w:contextualSpacing/>
+        <w:rPr>
+          <w:color w:val="FF0000"/>
+        </w:rPr>
+      </w:pPr>
+      <w:r>
+        <w:rPr>
+          <w:rFonts w:eastAsia="Times New Roman" w:cs="Times New Roman"/>
+          <w:bCs/>
+          <w:color w:val="FF0000"/>
           <w:szCs w:val="26"/>
         </w:rPr>
         <w:t xml:space="preserve">B. Tiến hành rã đông bệnh phẩm lần thứ 2 khi cần kiểm tra lại kết quả nghi ngờ. </w:t>
@@ -283,7 +314,8 @@
     </w:p>
     <w:p>
       <w:pPr>
-        <w:spacing w:before="60" w:after="60" w:line="276" w:lineRule="auto"/>
+        <w:pStyle w:val="Normal"/>
+        <w:spacing w:lineRule="auto" w:line="276" w:before="60" w:after="60"/>
         <w:contextualSpacing/>
         <w:rPr>
           <w:rFonts w:eastAsia="Times New Roman" w:cs="Times New Roman"/>
@@ -300,7 +332,8 @@
     </w:p>
     <w:p>
       <w:pPr>
-        <w:spacing w:before="60" w:after="60" w:line="276" w:lineRule="auto"/>
+        <w:pStyle w:val="Normal"/>
+        <w:spacing w:lineRule="auto" w:line="276" w:before="60" w:after="60"/>
         <w:contextualSpacing/>
         <w:rPr>
           <w:rFonts w:eastAsia="Times New Roman" w:cs="Times New Roman"/>
@@ -317,20 +350,23 @@
     </w:p>
     <w:p>
       <w:pPr>
+        <w:pStyle w:val="Normal"/>
         <w:numPr>
           <w:ilvl w:val="0"/>
           <w:numId w:val="1"/>
         </w:numPr>
-        <w:spacing w:before="60" w:after="60" w:line="276" w:lineRule="auto"/>
-        <w:contextualSpacing/>
-        <w:rPr>
-          <w:rFonts w:eastAsia="Times New Roman" w:cs="Times New Roman"/>
-          <w:szCs w:val="26"/>
-        </w:rPr>
-      </w:pPr>
-      <w:r>
-        <w:rPr>
-          <w:rFonts w:eastAsia="Times New Roman" w:cs="Times New Roman"/>
+        <w:spacing w:lineRule="auto" w:line="276" w:before="60" w:after="60"/>
+        <w:contextualSpacing/>
+        <w:rPr>
+          <w:b/>
+          <w:bCs/>
+        </w:rPr>
+      </w:pPr>
+      <w:r>
+        <w:rPr>
+          <w:rFonts w:eastAsia="Times New Roman" w:cs="Times New Roman"/>
+          <w:b/>
+          <w:bCs/>
           <w:szCs w:val="26"/>
         </w:rPr>
         <w:t xml:space="preserve">Khi cài đặt và kiểm tra thông số kỹ thuật xét nghiệm định lượng Albumin máu trên máy phân tích tự động, kết hợp điều kiện phản ứng nào sau đây phản ánh ĐÚNG NGUYÊN LÝ của phương pháp? </w:t>
@@ -338,20 +374,18 @@
     </w:p>
     <w:p>
       <w:pPr>
-        <w:spacing w:before="60" w:after="60" w:line="276" w:lineRule="auto"/>
-        <w:contextualSpacing/>
-        <w:rPr>
-          <w:rFonts w:eastAsia="Times New Roman" w:cs="Times New Roman"/>
-          <w:bCs/>
-          <w:color w:val="0000FF"/>
-          <w:szCs w:val="26"/>
-        </w:rPr>
-      </w:pPr>
-      <w:r>
-        <w:rPr>
-          <w:rFonts w:eastAsia="Times New Roman" w:cs="Times New Roman"/>
-          <w:bCs/>
-          <w:color w:val="0000FF"/>
+        <w:pStyle w:val="Normal"/>
+        <w:spacing w:lineRule="auto" w:line="276" w:before="60" w:after="60"/>
+        <w:contextualSpacing/>
+        <w:rPr>
+          <w:color w:val="FF0000"/>
+        </w:rPr>
+      </w:pPr>
+      <w:r>
+        <w:rPr>
+          <w:rFonts w:eastAsia="Times New Roman" w:cs="Times New Roman"/>
+          <w:bCs/>
+          <w:color w:val="FF0000"/>
           <w:szCs w:val="26"/>
         </w:rPr>
         <w:t xml:space="preserve">A. Môi trường phản ứng ở pH = 4.1; Albumin kết hợp với Bromcresol green tạo phức hợp màu xanh, đo độ hấp thụ ở bước sóng 570 nm. </w:t>
@@ -359,7 +393,8 @@
     </w:p>
     <w:p>
       <w:pPr>
-        <w:spacing w:before="60" w:after="60" w:line="276" w:lineRule="auto"/>
+        <w:pStyle w:val="Normal"/>
+        <w:spacing w:lineRule="auto" w:line="276" w:before="60" w:after="60"/>
         <w:contextualSpacing/>
         <w:rPr>
           <w:rFonts w:eastAsia="Times New Roman" w:cs="Times New Roman"/>
@@ -376,7 +411,8 @@
     </w:p>
     <w:p>
       <w:pPr>
-        <w:spacing w:before="60" w:after="60" w:line="276" w:lineRule="auto"/>
+        <w:pStyle w:val="Normal"/>
+        <w:spacing w:lineRule="auto" w:line="276" w:before="60" w:after="60"/>
         <w:contextualSpacing/>
         <w:rPr>
           <w:rFonts w:eastAsia="Times New Roman" w:cs="Times New Roman"/>
@@ -393,7 +429,8 @@
     </w:p>
     <w:p>
       <w:pPr>
-        <w:spacing w:before="60" w:after="60" w:line="276" w:lineRule="auto"/>
+        <w:pStyle w:val="Normal"/>
+        <w:spacing w:lineRule="auto" w:line="276" w:before="60" w:after="60"/>
         <w:contextualSpacing/>
         <w:rPr>
           <w:rFonts w:eastAsia="Times New Roman" w:cs="Times New Roman"/>
@@ -410,20 +447,23 @@
     </w:p>
     <w:p>
       <w:pPr>
+        <w:pStyle w:val="Normal"/>
         <w:numPr>
           <w:ilvl w:val="0"/>
           <w:numId w:val="1"/>
         </w:numPr>
-        <w:spacing w:before="60" w:after="60" w:line="276" w:lineRule="auto"/>
-        <w:contextualSpacing/>
-        <w:rPr>
-          <w:rFonts w:eastAsia="Times New Roman" w:cs="Times New Roman"/>
-          <w:szCs w:val="26"/>
-        </w:rPr>
-      </w:pPr>
-      <w:r>
-        <w:rPr>
-          <w:rFonts w:eastAsia="Times New Roman" w:cs="Times New Roman"/>
+        <w:spacing w:lineRule="auto" w:line="276" w:before="60" w:after="60"/>
+        <w:contextualSpacing/>
+        <w:rPr>
+          <w:b/>
+          <w:bCs/>
+        </w:rPr>
+      </w:pPr>
+      <w:r>
+        <w:rPr>
+          <w:rFonts w:eastAsia="Times New Roman" w:cs="Times New Roman"/>
+          <w:b/>
+          <w:bCs/>
           <w:szCs w:val="26"/>
         </w:rPr>
         <w:t xml:space="preserve">Một mẫu huyết thanh được đưa đến phòng xét nghiệm có dấu hiệu bất thường về màu sắc và độ đục. Dựa vào các ngưỡng can thiệp trong quy trình, trường hợp nào sau đây kết quả xét nghiệm Albumin KHÔNG BỊ CẢN TRỞ/ẢNH HƯỞNG và có thể chấp nhận kết quả đo trực tiếp? </w:t>
@@ -431,7 +471,8 @@
     </w:p>
     <w:p>
       <w:pPr>
-        <w:spacing w:before="60" w:after="60" w:line="276" w:lineRule="auto"/>
+        <w:pStyle w:val="Normal"/>
+        <w:spacing w:lineRule="auto" w:line="276" w:before="60" w:after="60"/>
         <w:contextualSpacing/>
         <w:rPr>
           <w:rFonts w:eastAsia="Times New Roman" w:cs="Times New Roman"/>
@@ -448,25 +489,26 @@
     </w:p>
     <w:p>
       <w:pPr>
-        <w:spacing w:before="60" w:after="60" w:line="276" w:lineRule="auto"/>
-        <w:contextualSpacing/>
-        <w:rPr>
-          <w:rFonts w:eastAsia="Times New Roman" w:cs="Times New Roman"/>
-          <w:szCs w:val="26"/>
-        </w:rPr>
-      </w:pPr>
-      <w:r>
-        <w:rPr>
-          <w:rFonts w:eastAsia="Times New Roman" w:cs="Times New Roman"/>
-          <w:szCs w:val="26"/>
-        </w:rPr>
-        <w:lastRenderedPageBreak/>
+        <w:pStyle w:val="Normal"/>
+        <w:spacing w:lineRule="auto" w:line="276" w:before="60" w:after="60"/>
+        <w:contextualSpacing/>
+        <w:rPr>
+          <w:rFonts w:eastAsia="Times New Roman" w:cs="Times New Roman"/>
+          <w:szCs w:val="26"/>
+        </w:rPr>
+      </w:pPr>
+      <w:r>
+        <w:rPr>
+          <w:rFonts w:eastAsia="Times New Roman" w:cs="Times New Roman"/>
+          <w:szCs w:val="26"/>
+        </w:rPr>
         <w:t xml:space="preserve">B. Huyết thanh đục do nồng độ Triglyceride đạt 1500 mg/dL. </w:t>
       </w:r>
     </w:p>
     <w:p>
       <w:pPr>
-        <w:spacing w:before="60" w:after="60" w:line="276" w:lineRule="auto"/>
+        <w:pStyle w:val="Normal"/>
+        <w:spacing w:lineRule="auto" w:line="276" w:before="60" w:after="60"/>
         <w:contextualSpacing/>
         <w:rPr>
           <w:rFonts w:eastAsia="Times New Roman" w:cs="Times New Roman"/>
@@ -479,15 +521,25 @@
         <w:rPr>
           <w:rFonts w:eastAsia="Times New Roman" w:cs="Times New Roman"/>
           <w:bCs/>
+          <w:color w:val="FF0000"/>
+          <w:szCs w:val="26"/>
+        </w:rPr>
+        <w:t>C. Huyết thanh vàng với nồng độ Bilirubin đạt 50 mg/dL (tương đương 855 µmol/L).</w:t>
+      </w:r>
+      <w:r>
+        <w:rPr>
+          <w:rFonts w:eastAsia="Times New Roman" w:cs="Times New Roman"/>
+          <w:bCs/>
           <w:color w:val="0000FF"/>
           <w:szCs w:val="26"/>
         </w:rPr>
-        <w:t xml:space="preserve">C. Huyết thanh vàng với nồng độ Bilirubin đạt 50 mg/dL (tương đương 855 µmol/L). </w:t>
-      </w:r>
-    </w:p>
-    <w:p>
-      <w:pPr>
-        <w:spacing w:before="60" w:after="60" w:line="276" w:lineRule="auto"/>
+        <w:t xml:space="preserve"> </w:t>
+      </w:r>
+    </w:p>
+    <w:p>
+      <w:pPr>
+        <w:pStyle w:val="Normal"/>
+        <w:spacing w:lineRule="auto" w:line="276" w:before="60" w:after="60"/>
         <w:contextualSpacing/>
         <w:rPr>
           <w:rFonts w:eastAsia="Times New Roman" w:cs="Times New Roman"/>
@@ -504,31 +556,37 @@
     </w:p>
     <w:p>
       <w:pPr>
+        <w:pStyle w:val="Normal"/>
         <w:numPr>
           <w:ilvl w:val="0"/>
           <w:numId w:val="1"/>
         </w:numPr>
-        <w:spacing w:before="60" w:after="60" w:line="276" w:lineRule="auto"/>
-        <w:contextualSpacing/>
-        <w:rPr>
-          <w:rFonts w:eastAsia="Times New Roman" w:cs="Times New Roman"/>
-          <w:szCs w:val="26"/>
-          <w:highlight w:val="yellow"/>
-        </w:rPr>
-      </w:pPr>
-      <w:r>
-        <w:rPr>
-          <w:rFonts w:eastAsia="Times New Roman" w:cs="Times New Roman"/>
-          <w:szCs w:val="26"/>
-          <w:highlight w:val="yellow"/>
+        <w:spacing w:lineRule="auto" w:line="276" w:before="60" w:after="60"/>
+        <w:contextualSpacing/>
+        <w:rPr>
+          <w:b/>
+          <w:bCs/>
+          <w:highlight w:val="none"/>
+          <w:shd w:fill="auto" w:val="clear"/>
+        </w:rPr>
+      </w:pPr>
+      <w:r>
+        <w:rPr>
+          <w:rFonts w:eastAsia="Times New Roman" w:cs="Times New Roman"/>
+          <w:b/>
+          <w:bCs/>
+          <w:szCs w:val="26"/>
+          <w:shd w:fill="auto" w:val="clear"/>
         </w:rPr>
         <w:t>Khi xử lý mẫu bệnh phẩm có yếu tố gây nhiễu vượt ngưỡng cho phép bằng phương pháp hòa loãng, thao tác báo cáo kết quả nào sau đây là ĐÚNG NGUYÊN TẮC?</w:t>
       </w:r>
       <w:r>
         <w:rPr>
           <w:rFonts w:eastAsia="Times New Roman" w:cs="Times New Roman"/>
-          <w:szCs w:val="26"/>
-          <w:highlight w:val="yellow"/>
+          <w:b/>
+          <w:bCs/>
+          <w:szCs w:val="26"/>
+          <w:shd w:fill="auto" w:val="clear"/>
           <w:lang w:val="vi-VN"/>
         </w:rPr>
         <w:t xml:space="preserve"> Không phù hợp với thực tế</w:t>
@@ -536,15 +594,18 @@
       <w:r>
         <w:rPr>
           <w:rFonts w:eastAsia="Times New Roman" w:cs="Times New Roman"/>
-          <w:szCs w:val="26"/>
-          <w:highlight w:val="yellow"/>
+          <w:b/>
+          <w:bCs/>
+          <w:szCs w:val="26"/>
+          <w:shd w:fill="auto" w:val="clear"/>
         </w:rPr>
         <w:t xml:space="preserve"> </w:t>
       </w:r>
     </w:p>
     <w:p>
       <w:pPr>
-        <w:spacing w:before="60" w:after="60" w:line="276" w:lineRule="auto"/>
+        <w:pStyle w:val="Normal"/>
+        <w:spacing w:lineRule="auto" w:line="276" w:before="60" w:after="60"/>
         <w:contextualSpacing/>
         <w:rPr>
           <w:rFonts w:eastAsia="Times New Roman" w:cs="Times New Roman"/>
@@ -561,7 +622,8 @@
     </w:p>
     <w:p>
       <w:pPr>
-        <w:spacing w:before="60" w:after="60" w:line="276" w:lineRule="auto"/>
+        <w:pStyle w:val="Normal"/>
+        <w:spacing w:lineRule="auto" w:line="276" w:before="60" w:after="60"/>
         <w:contextualSpacing/>
         <w:rPr>
           <w:rFonts w:eastAsia="Times New Roman" w:cs="Times New Roman"/>
@@ -578,20 +640,18 @@
     </w:p>
     <w:p>
       <w:pPr>
-        <w:spacing w:before="60" w:after="60" w:line="276" w:lineRule="auto"/>
-        <w:contextualSpacing/>
-        <w:rPr>
-          <w:rFonts w:eastAsia="Times New Roman" w:cs="Times New Roman"/>
-          <w:bCs/>
-          <w:color w:val="0000FF"/>
-          <w:szCs w:val="26"/>
-        </w:rPr>
-      </w:pPr>
-      <w:r>
-        <w:rPr>
-          <w:rFonts w:eastAsia="Times New Roman" w:cs="Times New Roman"/>
-          <w:bCs/>
-          <w:color w:val="0000FF"/>
+        <w:pStyle w:val="Normal"/>
+        <w:spacing w:lineRule="auto" w:line="276" w:before="60" w:after="60"/>
+        <w:contextualSpacing/>
+        <w:rPr>
+          <w:color w:val="FF0000"/>
+        </w:rPr>
+      </w:pPr>
+      <w:r>
+        <w:rPr>
+          <w:rFonts w:eastAsia="Times New Roman" w:cs="Times New Roman"/>
+          <w:bCs/>
+          <w:color w:val="FF0000"/>
           <w:szCs w:val="26"/>
         </w:rPr>
         <w:t xml:space="preserve">C. Khi máy thực hiện chế độ hòa loãng tự động, kỹ thuật viên lấy trực tiếp kết quả do máy đã tự tính toán mà không nhân thêm độ hòa loãng. </w:t>
@@ -599,7 +659,8 @@
     </w:p>
     <w:p>
       <w:pPr>
-        <w:spacing w:before="60" w:after="60" w:line="276" w:lineRule="auto"/>
+        <w:pStyle w:val="Normal"/>
+        <w:spacing w:lineRule="auto" w:line="276" w:before="60" w:after="60"/>
         <w:contextualSpacing/>
         <w:rPr>
           <w:rFonts w:eastAsia="Times New Roman" w:cs="Times New Roman"/>
@@ -616,20 +677,23 @@
     </w:p>
     <w:p>
       <w:pPr>
+        <w:pStyle w:val="Normal"/>
         <w:numPr>
           <w:ilvl w:val="0"/>
           <w:numId w:val="1"/>
         </w:numPr>
-        <w:spacing w:before="60" w:after="60" w:line="276" w:lineRule="auto"/>
-        <w:contextualSpacing/>
-        <w:rPr>
-          <w:rFonts w:eastAsia="Times New Roman" w:cs="Times New Roman"/>
-          <w:szCs w:val="26"/>
-        </w:rPr>
-      </w:pPr>
-      <w:r>
-        <w:rPr>
-          <w:rFonts w:eastAsia="Times New Roman" w:cs="Times New Roman"/>
+        <w:spacing w:lineRule="auto" w:line="276" w:before="60" w:after="60"/>
+        <w:contextualSpacing/>
+        <w:rPr>
+          <w:b/>
+          <w:bCs/>
+        </w:rPr>
+      </w:pPr>
+      <w:r>
+        <w:rPr>
+          <w:rFonts w:eastAsia="Times New Roman" w:cs="Times New Roman"/>
+          <w:b/>
+          <w:bCs/>
           <w:szCs w:val="26"/>
         </w:rPr>
         <w:t xml:space="preserve">Trước khi vận hành máy phân tích để đo mẫu bệnh phẩm Albumin cho người bệnh, điều kiện chuẩn bị thiết bị và nội kiểm nào sau đây KHÔNG ĐẠT YÊU CẦU để tiến hành xét nghiệm? </w:t>
@@ -637,7 +701,8 @@
     </w:p>
     <w:p>
       <w:pPr>
-        <w:spacing w:before="60" w:after="60" w:line="276" w:lineRule="auto"/>
+        <w:pStyle w:val="Normal"/>
+        <w:spacing w:lineRule="auto" w:line="276" w:before="60" w:after="60"/>
         <w:contextualSpacing/>
         <w:rPr>
           <w:rFonts w:eastAsia="Times New Roman" w:cs="Times New Roman"/>
@@ -654,20 +719,18 @@
     </w:p>
     <w:p>
       <w:pPr>
-        <w:spacing w:before="60" w:after="60" w:line="276" w:lineRule="auto"/>
-        <w:contextualSpacing/>
-        <w:rPr>
-          <w:rFonts w:eastAsia="Times New Roman" w:cs="Times New Roman"/>
-          <w:bCs/>
-          <w:color w:val="0000FF"/>
-          <w:szCs w:val="26"/>
-        </w:rPr>
-      </w:pPr>
-      <w:r>
-        <w:rPr>
-          <w:rFonts w:eastAsia="Times New Roman" w:cs="Times New Roman"/>
-          <w:bCs/>
-          <w:color w:val="0000FF"/>
+        <w:pStyle w:val="Normal"/>
+        <w:spacing w:lineRule="auto" w:line="276" w:before="60" w:after="60"/>
+        <w:contextualSpacing/>
+        <w:rPr>
+          <w:color w:val="FF0000"/>
+        </w:rPr>
+      </w:pPr>
+      <w:r>
+        <w:rPr>
+          <w:rFonts w:eastAsia="Times New Roman" w:cs="Times New Roman"/>
+          <w:bCs/>
+          <w:color w:val="FF0000"/>
           <w:szCs w:val="26"/>
         </w:rPr>
         <w:t xml:space="preserve">B. Kết quả kiểm tra chất lượng (QC) nằm ngoài dải cho phép nhưng kỹ thuật viên vẫn quyết định chạy mẫu bệnh nhân để kịp trả kết quả. </w:t>
@@ -675,7 +738,8 @@
     </w:p>
     <w:p>
       <w:pPr>
-        <w:spacing w:before="60" w:after="60" w:line="276" w:lineRule="auto"/>
+        <w:pStyle w:val="Normal"/>
+        <w:spacing w:lineRule="auto" w:line="276" w:before="60" w:after="60"/>
         <w:contextualSpacing/>
         <w:rPr>
           <w:rFonts w:eastAsia="Times New Roman" w:cs="Times New Roman"/>
@@ -692,7 +756,8 @@
     </w:p>
     <w:p>
       <w:pPr>
-        <w:spacing w:before="60" w:after="60" w:line="276" w:lineRule="auto"/>
+        <w:pStyle w:val="Normal"/>
+        <w:spacing w:lineRule="auto" w:line="276" w:before="60" w:after="60"/>
         <w:contextualSpacing/>
         <w:rPr>
           <w:rFonts w:eastAsia="Times New Roman" w:cs="Times New Roman"/>
@@ -709,35 +774,32 @@
     </w:p>
     <w:p>
       <w:pPr>
+        <w:pStyle w:val="Normal"/>
         <w:numPr>
           <w:ilvl w:val="0"/>
           <w:numId w:val="1"/>
         </w:numPr>
-        <w:spacing w:before="60" w:after="60" w:line="276" w:lineRule="auto"/>
-        <w:contextualSpacing/>
-        <w:rPr>
-          <w:rFonts w:eastAsia="Times New Roman" w:cs="Times New Roman"/>
-          <w:szCs w:val="26"/>
-        </w:rPr>
-      </w:pPr>
-      <w:r>
-        <w:rPr>
-          <w:rFonts w:eastAsia="Times New Roman" w:cs="Times New Roman"/>
-          <w:szCs w:val="26"/>
-        </w:rPr>
-        <w:t>K</w:t>
-      </w:r>
-      <w:r>
-        <w:rPr>
-          <w:rFonts w:eastAsia="Times New Roman" w:cs="Times New Roman"/>
-          <w:szCs w:val="26"/>
-        </w:rPr>
-        <w:t xml:space="preserve">ết quả định lượng Albumin máu của một bệnh nhân trả về đạt mức 54 g/L. Bệnh nhân này nằm ngoài khoảng trị số bình thường (34 - 48 g/L). Dựa trên nguyên nhân tăng Albumin máu được liệt kê trong quy trình kỹ thuật, tình trạng lâm sàng nào sau đây giải thích ĐÚNG cho kết quả trên? </w:t>
-      </w:r>
-    </w:p>
-    <w:p>
-      <w:pPr>
-        <w:spacing w:before="60" w:after="60" w:line="276" w:lineRule="auto"/>
+        <w:spacing w:lineRule="auto" w:line="276" w:before="60" w:after="60"/>
+        <w:contextualSpacing/>
+        <w:rPr>
+          <w:b/>
+          <w:bCs/>
+        </w:rPr>
+      </w:pPr>
+      <w:r>
+        <w:rPr>
+          <w:rFonts w:eastAsia="Times New Roman" w:cs="Times New Roman"/>
+          <w:b/>
+          <w:bCs/>
+          <w:szCs w:val="26"/>
+        </w:rPr>
+        <w:t xml:space="preserve">Kết quả định lượng Albumin máu của một bệnh nhân trả về đạt mức 54 g/L. Bệnh nhân này nằm ngoài khoảng trị số bình thường (34 - 48 g/L). Dựa trên nguyên nhân tăng Albumin máu được liệt kê trong quy trình kỹ thuật, tình trạng lâm sàng nào sau đây giải thích ĐÚNG cho kết quả trên? </w:t>
+      </w:r>
+    </w:p>
+    <w:p>
+      <w:pPr>
+        <w:pStyle w:val="Normal"/>
+        <w:spacing w:lineRule="auto" w:line="276" w:before="60" w:after="60"/>
         <w:contextualSpacing/>
         <w:rPr>
           <w:rFonts w:eastAsia="Times New Roman" w:cs="Times New Roman"/>
@@ -754,7 +816,8 @@
     </w:p>
     <w:p>
       <w:pPr>
-        <w:spacing w:before="60" w:after="60" w:line="276" w:lineRule="auto"/>
+        <w:pStyle w:val="Normal"/>
+        <w:spacing w:lineRule="auto" w:line="276" w:before="60" w:after="60"/>
         <w:contextualSpacing/>
         <w:rPr>
           <w:rFonts w:eastAsia="Times New Roman" w:cs="Times New Roman"/>
@@ -771,20 +834,18 @@
     </w:p>
     <w:p>
       <w:pPr>
-        <w:spacing w:before="60" w:after="60" w:line="276" w:lineRule="auto"/>
-        <w:contextualSpacing/>
-        <w:rPr>
-          <w:rFonts w:eastAsia="Times New Roman" w:cs="Times New Roman"/>
-          <w:bCs/>
-          <w:color w:val="0000FF"/>
-          <w:szCs w:val="26"/>
-        </w:rPr>
-      </w:pPr>
-      <w:r>
-        <w:rPr>
-          <w:rFonts w:eastAsia="Times New Roman" w:cs="Times New Roman"/>
-          <w:bCs/>
-          <w:color w:val="0000FF"/>
+        <w:pStyle w:val="Normal"/>
+        <w:spacing w:lineRule="auto" w:line="276" w:before="60" w:after="60"/>
+        <w:contextualSpacing/>
+        <w:rPr>
+          <w:color w:val="FF0000"/>
+        </w:rPr>
+      </w:pPr>
+      <w:r>
+        <w:rPr>
+          <w:rFonts w:eastAsia="Times New Roman" w:cs="Times New Roman"/>
+          <w:bCs/>
+          <w:color w:val="FF0000"/>
           <w:szCs w:val="26"/>
         </w:rPr>
         <w:t xml:space="preserve">C. Bệnh nhân bị mất nước do nôn nhiều hoặc tiêu chảy nặng. </w:t>
@@ -792,7 +853,8 @@
     </w:p>
     <w:p>
       <w:pPr>
-        <w:spacing w:before="60" w:after="60" w:line="276" w:lineRule="auto"/>
+        <w:pStyle w:val="Normal"/>
+        <w:spacing w:lineRule="auto" w:line="276" w:before="60" w:after="60"/>
         <w:contextualSpacing/>
         <w:rPr>
           <w:rFonts w:eastAsia="Times New Roman" w:cs="Times New Roman"/>
@@ -809,20 +871,23 @@
     </w:p>
     <w:p>
       <w:pPr>
+        <w:pStyle w:val="Normal"/>
         <w:numPr>
           <w:ilvl w:val="0"/>
           <w:numId w:val="1"/>
         </w:numPr>
-        <w:spacing w:before="60" w:after="60" w:line="276" w:lineRule="auto"/>
-        <w:contextualSpacing/>
-        <w:rPr>
-          <w:rFonts w:eastAsia="Times New Roman" w:cs="Times New Roman"/>
-          <w:szCs w:val="26"/>
-        </w:rPr>
-      </w:pPr>
-      <w:r>
-        <w:rPr>
-          <w:rFonts w:eastAsia="Times New Roman" w:cs="Times New Roman"/>
+        <w:spacing w:lineRule="auto" w:line="276" w:before="60" w:after="60"/>
+        <w:contextualSpacing/>
+        <w:rPr>
+          <w:b/>
+          <w:bCs/>
+        </w:rPr>
+      </w:pPr>
+      <w:r>
+        <w:rPr>
+          <w:rFonts w:eastAsia="Times New Roman" w:cs="Times New Roman"/>
+          <w:b/>
+          <w:bCs/>
           <w:szCs w:val="26"/>
         </w:rPr>
         <w:t xml:space="preserve">Phân tích nhóm nguyên nhân gây GIẢM Albumin máu trong tài liệu hướng dẫn kỹ thuật, trường hợp nào sau đây được xếp đúng vào cơ chế "Mất Albumin"? </w:t>
@@ -830,7 +895,8 @@
     </w:p>
     <w:p>
       <w:pPr>
-        <w:spacing w:before="60" w:after="60" w:line="276" w:lineRule="auto"/>
+        <w:pStyle w:val="Normal"/>
+        <w:spacing w:lineRule="auto" w:line="276" w:before="60" w:after="60"/>
         <w:contextualSpacing/>
         <w:rPr>
           <w:rFonts w:eastAsia="Times New Roman" w:cs="Times New Roman"/>
@@ -847,20 +913,18 @@
     </w:p>
     <w:p>
       <w:pPr>
-        <w:spacing w:before="60" w:after="60" w:line="276" w:lineRule="auto"/>
-        <w:contextualSpacing/>
-        <w:rPr>
-          <w:rFonts w:eastAsia="Times New Roman" w:cs="Times New Roman"/>
-          <w:bCs/>
-          <w:color w:val="0000FF"/>
-          <w:szCs w:val="26"/>
-        </w:rPr>
-      </w:pPr>
-      <w:r>
-        <w:rPr>
-          <w:rFonts w:eastAsia="Times New Roman" w:cs="Times New Roman"/>
-          <w:bCs/>
-          <w:color w:val="0000FF"/>
+        <w:pStyle w:val="Normal"/>
+        <w:spacing w:lineRule="auto" w:line="276" w:before="60" w:after="60"/>
+        <w:contextualSpacing/>
+        <w:rPr>
+          <w:color w:val="FF0000"/>
+        </w:rPr>
+      </w:pPr>
+      <w:r>
+        <w:rPr>
+          <w:rFonts w:eastAsia="Times New Roman" w:cs="Times New Roman"/>
+          <w:bCs/>
+          <w:color w:val="FF0000"/>
           <w:szCs w:val="26"/>
         </w:rPr>
         <w:t xml:space="preserve">B. Bệnh nhân bị bỏng, tổn thương rỉ dịch hoặc bệnh đường ruột mất protein. </w:t>
@@ -868,7 +932,8 @@
     </w:p>
     <w:p>
       <w:pPr>
-        <w:spacing w:before="60" w:after="60" w:line="276" w:lineRule="auto"/>
+        <w:pStyle w:val="Normal"/>
+        <w:spacing w:lineRule="auto" w:line="276" w:before="60" w:after="60"/>
         <w:contextualSpacing/>
         <w:rPr>
           <w:rFonts w:eastAsia="Times New Roman" w:cs="Times New Roman"/>
@@ -885,7 +950,8 @@
     </w:p>
     <w:p>
       <w:pPr>
-        <w:spacing w:before="60" w:after="60" w:line="276" w:lineRule="auto"/>
+        <w:pStyle w:val="Normal"/>
+        <w:spacing w:lineRule="auto" w:line="276" w:before="60" w:after="60"/>
         <w:contextualSpacing/>
         <w:rPr>
           <w:rFonts w:eastAsia="Times New Roman" w:cs="Times New Roman"/>
@@ -902,20 +968,23 @@
     </w:p>
     <w:p>
       <w:pPr>
+        <w:pStyle w:val="Normal"/>
         <w:numPr>
           <w:ilvl w:val="0"/>
           <w:numId w:val="1"/>
         </w:numPr>
-        <w:spacing w:before="60" w:after="60" w:line="276" w:lineRule="auto"/>
-        <w:contextualSpacing/>
-        <w:rPr>
-          <w:rFonts w:eastAsia="Times New Roman" w:cs="Times New Roman"/>
-          <w:szCs w:val="26"/>
-        </w:rPr>
-      </w:pPr>
-      <w:r>
-        <w:rPr>
-          <w:rFonts w:eastAsia="Times New Roman" w:cs="Times New Roman"/>
+        <w:spacing w:lineRule="auto" w:line="276" w:before="60" w:after="60"/>
+        <w:contextualSpacing/>
+        <w:rPr>
+          <w:b/>
+          <w:bCs/>
+        </w:rPr>
+      </w:pPr>
+      <w:r>
+        <w:rPr>
+          <w:rFonts w:eastAsia="Times New Roman" w:cs="Times New Roman"/>
+          <w:b/>
+          <w:bCs/>
           <w:szCs w:val="26"/>
         </w:rPr>
         <w:t xml:space="preserve">Kiểm tra tính tuân thủ quy trình xét nghiệm định lượng Albumin máu từ khâu tiếp nhận đến khâu trả kết quả, hành vi nào sau đây VI PHẠM quy định về quản lý hành chính và chuyên môn? </w:t>
@@ -923,25 +992,26 @@
     </w:p>
     <w:p>
       <w:pPr>
-        <w:spacing w:before="60" w:after="60" w:line="276" w:lineRule="auto"/>
-        <w:contextualSpacing/>
-        <w:rPr>
-          <w:rFonts w:eastAsia="Times New Roman" w:cs="Times New Roman"/>
-          <w:szCs w:val="26"/>
-        </w:rPr>
-      </w:pPr>
-      <w:r>
-        <w:rPr>
-          <w:rFonts w:eastAsia="Times New Roman" w:cs="Times New Roman"/>
-          <w:szCs w:val="26"/>
-        </w:rPr>
-        <w:lastRenderedPageBreak/>
+        <w:pStyle w:val="Normal"/>
+        <w:spacing w:lineRule="auto" w:line="276" w:before="60" w:after="60"/>
+        <w:contextualSpacing/>
+        <w:rPr>
+          <w:rFonts w:eastAsia="Times New Roman" w:cs="Times New Roman"/>
+          <w:szCs w:val="26"/>
+        </w:rPr>
+      </w:pPr>
+      <w:r>
+        <w:rPr>
+          <w:rFonts w:eastAsia="Times New Roman" w:cs="Times New Roman"/>
+          <w:szCs w:val="26"/>
+        </w:rPr>
         <w:t>A. Tiếp nhận phiếu xét nghiệm ghi đầy đủ tên, tuổi, giới tính, khoa phòng, chẩn đoán bệnh nhân và chỉ định xét nghiệm.</w:t>
       </w:r>
     </w:p>
     <w:p>
       <w:pPr>
-        <w:spacing w:before="60" w:after="60" w:line="276" w:lineRule="auto"/>
+        <w:pStyle w:val="Normal"/>
+        <w:spacing w:lineRule="auto" w:line="276" w:before="60" w:after="60"/>
         <w:contextualSpacing/>
         <w:rPr>
           <w:rFonts w:eastAsia="Times New Roman" w:cs="Times New Roman"/>
@@ -958,20 +1028,18 @@
     </w:p>
     <w:p>
       <w:pPr>
-        <w:spacing w:before="60" w:after="60" w:line="276" w:lineRule="auto"/>
-        <w:contextualSpacing/>
-        <w:rPr>
-          <w:rFonts w:eastAsia="Times New Roman" w:cs="Times New Roman"/>
-          <w:bCs/>
-          <w:color w:val="0000FF"/>
-          <w:szCs w:val="26"/>
-        </w:rPr>
-      </w:pPr>
-      <w:r>
-        <w:rPr>
-          <w:rFonts w:eastAsia="Times New Roman" w:cs="Times New Roman"/>
-          <w:bCs/>
-          <w:color w:val="0000FF"/>
+        <w:pStyle w:val="Normal"/>
+        <w:spacing w:lineRule="auto" w:line="276" w:before="60" w:after="60"/>
+        <w:contextualSpacing/>
+        <w:rPr>
+          <w:color w:val="FF0000"/>
+        </w:rPr>
+      </w:pPr>
+      <w:r>
+        <w:rPr>
+          <w:rFonts w:eastAsia="Times New Roman" w:cs="Times New Roman"/>
+          <w:bCs/>
+          <w:color w:val="FF0000"/>
           <w:szCs w:val="26"/>
         </w:rPr>
         <w:t xml:space="preserve">C. Tiến hành phân tích mẫu bệnh phẩm khi phiếu xét nghiệm thiếu chỉ định xét nghiệm hoặc chưa ghi chẩn đoán lâm sàng. </w:t>
@@ -979,7 +1047,8 @@
     </w:p>
     <w:p>
       <w:pPr>
-        <w:spacing w:before="60" w:after="60" w:line="276" w:lineRule="auto"/>
+        <w:pStyle w:val="Normal"/>
+        <w:spacing w:lineRule="auto" w:line="276" w:before="60" w:after="60"/>
         <w:contextualSpacing/>
         <w:rPr>
           <w:rFonts w:eastAsia="Times New Roman" w:cs="Times New Roman"/>
@@ -996,41 +1065,52 @@
     </w:p>
     <w:p>
       <w:pPr>
+        <w:pStyle w:val="Normal"/>
+        <w:spacing w:before="0" w:after="120"/>
         <w:rPr>
           <w:rFonts w:cs="Times New Roman"/>
           <w:szCs w:val="26"/>
         </w:rPr>
       </w:pPr>
+      <w:r>
+        <w:rPr>
+          <w:rFonts w:cs="Times New Roman"/>
+          <w:szCs w:val="26"/>
+        </w:rPr>
+      </w:r>
     </w:p>
     <w:sectPr>
-      <w:pgSz w:w="11907" w:h="16840" w:code="9"/>
-      <w:pgMar w:top="1134" w:right="1134" w:bottom="1134" w:left="1701" w:header="720" w:footer="720" w:gutter="0"/>
-      <w:cols w:space="720"/>
-      <w:docGrid w:linePitch="360"/>
+      <w:type w:val="nextPage"/>
+      <w:pgSz w:w="11906" w:h="16838"/>
+      <w:pgMar w:left="1701" w:right="1134" w:gutter="0" w:header="0" w:top="1134" w:footer="0" w:bottom="1134"/>
+      <w:pgNumType w:fmt="decimal"/>
+      <w:formProt w:val="false"/>
+      <w:textDirection w:val="lrTb"/>
+      <w:docGrid w:type="default" w:linePitch="360" w:charSpace="0"/>
     </w:sectPr>
   </w:body>
 </w:document>
 </file>
 
 <file path=word/numbering.xml><?xml version="1.0" encoding="utf-8"?>
-<w:numbering xmlns:wpc="http://schemas.microsoft.com/office/word/2010/wordprocessingCanvas" xmlns:cx="http://schemas.microsoft.com/office/drawing/2014/chartex" xmlns:mc="http://schemas.openxmlformats.org/markup-compatibility/2006" xmlns:o="urn:schemas-microsoft-com:office:office" xmlns:r="http://schemas.openxmlformats.org/officeDocument/2006/relationships" xmlns:m="http://schemas.openxmlformats.org/officeDocument/2006/math" xmlns:v="urn:schemas-microsoft-com:vml" xmlns:wp14="http://schemas.microsoft.com/office/word/2010/wordprocessingDrawing" xmlns:wp="http://schemas.openxmlformats.org/drawingml/2006/wordprocessingDrawing" xmlns:w10="urn:schemas-microsoft-com:office:word" xmlns:w="http://schemas.openxmlformats.org/wordprocessingml/2006/main" xmlns:w14="http://schemas.microsoft.com/office/word/2010/wordml" xmlns:w15="http://schemas.microsoft.com/office/word/2012/wordml" xmlns:w16se="http://schemas.microsoft.com/office/word/2015/wordml/symex" xmlns:wpg="http://schemas.microsoft.com/office/word/2010/wordprocessingGroup" xmlns:wpi="http://schemas.microsoft.com/office/word/2010/wordprocessingInk" xmlns:wne="http://schemas.microsoft.com/office/word/2006/wordml" xmlns:wps="http://schemas.microsoft.com/office/word/2010/wordprocessingShape" mc:Ignorable="w14 w15 w16se wp14">
-  <w:abstractNum w:abstractNumId="0" w15:restartNumberingAfterBreak="0">
-    <w:nsid w:val="25607D77"/>
-    <w:multiLevelType w:val="multilevel"/>
-    <w:tmpl w:val="25607D77"/>
+<w:numbering xmlns:w="http://schemas.openxmlformats.org/wordprocessingml/2006/main" xmlns:o="urn:schemas-microsoft-com:office:office" xmlns:r="http://schemas.openxmlformats.org/officeDocument/2006/relationships" xmlns:v="urn:schemas-microsoft-com:vml" xmlns:mc="http://schemas.openxmlformats.org/markup-compatibility/2006" xmlns:w14="http://schemas.microsoft.com/office/word/2010/wordml" mc:Ignorable="w14">
+  <w:abstractNum w:abstractNumId="1">
     <w:lvl w:ilvl="0">
       <w:start w:val="1"/>
       <w:numFmt w:val="decimal"/>
       <w:suff w:val="space"/>
       <w:lvlText w:val="Câu %1:"/>
-      <w:lvlJc w:val="left"/>
-      <w:pPr>
-        <w:ind w:left="0" w:firstLine="0"/>
+      <w:lvlJc w:val="start"/>
+      <w:pPr>
+        <w:tabs>
+          <w:tab w:val="num" w:pos="0"/>
+        </w:tabs>
+        <w:ind w:start="0" w:hanging="0"/>
       </w:pPr>
       <w:rPr>
-        <w:rFonts w:ascii="Times New Roman" w:hAnsi="Times New Roman" w:hint="default"/>
+        <w:rFonts w:ascii="Times New Roman" w:hAnsi="Times New Roman"/>
         <w:b/>
-        <w:i w:val="0"/>
+        <w:i w:val="false"/>
         <w:color w:val="auto"/>
         <w:sz w:val="26"/>
         <w:u w:val="single"/>
@@ -1041,14 +1121,16 @@
       <w:numFmt w:val="upperLetter"/>
       <w:suff w:val="space"/>
       <w:lvlText w:val="%2."/>
-      <w:lvlJc w:val="left"/>
-      <w:pPr>
-        <w:ind w:left="563" w:firstLine="97"/>
+      <w:lvlJc w:val="start"/>
+      <w:pPr>
+        <w:tabs>
+          <w:tab w:val="num" w:pos="0"/>
+        </w:tabs>
+        <w:ind w:start="563" w:firstLine="97"/>
       </w:pPr>
       <w:rPr>
-        <w:rFonts w:hint="default"/>
-        <w:b w:val="0"/>
-        <w:bCs w:val="0"/>
+        <w:b w:val="false"/>
+        <w:bCs w:val="false"/>
         <w:color w:val="auto"/>
       </w:rPr>
     </w:lvl>
@@ -1056,99 +1138,228 @@
       <w:start w:val="1"/>
       <w:numFmt w:val="lowerRoman"/>
       <w:lvlText w:val="%3)"/>
-      <w:lvlJc w:val="left"/>
-      <w:pPr>
-        <w:ind w:left="1080" w:hanging="360"/>
-      </w:pPr>
-      <w:rPr>
-        <w:rFonts w:hint="default"/>
-      </w:rPr>
+      <w:lvlJc w:val="start"/>
+      <w:pPr>
+        <w:tabs>
+          <w:tab w:val="num" w:pos="0"/>
+        </w:tabs>
+        <w:ind w:start="1080" w:hanging="360"/>
+      </w:pPr>
+      <w:rPr/>
     </w:lvl>
     <w:lvl w:ilvl="3">
       <w:start w:val="1"/>
       <w:numFmt w:val="decimal"/>
       <w:lvlText w:val="(%4)"/>
-      <w:lvlJc w:val="left"/>
-      <w:pPr>
-        <w:ind w:left="1440" w:hanging="360"/>
-      </w:pPr>
-      <w:rPr>
-        <w:rFonts w:hint="default"/>
-      </w:rPr>
+      <w:lvlJc w:val="start"/>
+      <w:pPr>
+        <w:tabs>
+          <w:tab w:val="num" w:pos="0"/>
+        </w:tabs>
+        <w:ind w:start="1440" w:hanging="360"/>
+      </w:pPr>
+      <w:rPr/>
     </w:lvl>
     <w:lvl w:ilvl="4">
       <w:start w:val="1"/>
       <w:numFmt w:val="lowerLetter"/>
       <w:lvlText w:val="(%5)"/>
-      <w:lvlJc w:val="left"/>
-      <w:pPr>
-        <w:ind w:left="1800" w:hanging="360"/>
-      </w:pPr>
-      <w:rPr>
-        <w:rFonts w:hint="default"/>
-      </w:rPr>
+      <w:lvlJc w:val="start"/>
+      <w:pPr>
+        <w:tabs>
+          <w:tab w:val="num" w:pos="0"/>
+        </w:tabs>
+        <w:ind w:start="1800" w:hanging="360"/>
+      </w:pPr>
+      <w:rPr/>
     </w:lvl>
     <w:lvl w:ilvl="5">
       <w:start w:val="1"/>
       <w:numFmt w:val="lowerRoman"/>
       <w:lvlText w:val="(%6)"/>
-      <w:lvlJc w:val="left"/>
-      <w:pPr>
-        <w:ind w:left="2160" w:hanging="360"/>
-      </w:pPr>
-      <w:rPr>
-        <w:rFonts w:hint="default"/>
-      </w:rPr>
+      <w:lvlJc w:val="start"/>
+      <w:pPr>
+        <w:tabs>
+          <w:tab w:val="num" w:pos="0"/>
+        </w:tabs>
+        <w:ind w:start="2160" w:hanging="360"/>
+      </w:pPr>
+      <w:rPr/>
     </w:lvl>
     <w:lvl w:ilvl="6">
       <w:start w:val="1"/>
       <w:numFmt w:val="decimal"/>
       <w:lvlText w:val="%7."/>
-      <w:lvlJc w:val="left"/>
-      <w:pPr>
-        <w:ind w:left="2520" w:hanging="360"/>
-      </w:pPr>
-      <w:rPr>
-        <w:rFonts w:hint="default"/>
-      </w:rPr>
+      <w:lvlJc w:val="start"/>
+      <w:pPr>
+        <w:tabs>
+          <w:tab w:val="num" w:pos="0"/>
+        </w:tabs>
+        <w:ind w:start="2520" w:hanging="360"/>
+      </w:pPr>
+      <w:rPr/>
     </w:lvl>
     <w:lvl w:ilvl="7">
       <w:start w:val="1"/>
       <w:numFmt w:val="lowerLetter"/>
       <w:lvlText w:val="%8."/>
-      <w:lvlJc w:val="left"/>
-      <w:pPr>
-        <w:ind w:left="2880" w:hanging="360"/>
-      </w:pPr>
-      <w:rPr>
-        <w:rFonts w:hint="default"/>
-      </w:rPr>
+      <w:lvlJc w:val="start"/>
+      <w:pPr>
+        <w:tabs>
+          <w:tab w:val="num" w:pos="0"/>
+        </w:tabs>
+        <w:ind w:start="2880" w:hanging="360"/>
+      </w:pPr>
+      <w:rPr/>
     </w:lvl>
     <w:lvl w:ilvl="8">
       <w:start w:val="1"/>
       <w:numFmt w:val="lowerRoman"/>
       <w:lvlText w:val="%9."/>
-      <w:lvlJc w:val="left"/>
-      <w:pPr>
-        <w:ind w:left="3240" w:hanging="360"/>
-      </w:pPr>
-      <w:rPr>
-        <w:rFonts w:hint="default"/>
-      </w:rPr>
+      <w:lvlJc w:val="start"/>
+      <w:pPr>
+        <w:tabs>
+          <w:tab w:val="num" w:pos="0"/>
+        </w:tabs>
+        <w:ind w:start="3240" w:hanging="360"/>
+      </w:pPr>
+      <w:rPr/>
+    </w:lvl>
+  </w:abstractNum>
+  <w:abstractNum w:abstractNumId="2">
+    <w:lvl w:ilvl="0">
+      <w:start w:val="1"/>
+      <w:numFmt w:val="none"/>
+      <w:suff w:val="nothing"/>
+      <w:lvlText w:val=""/>
+      <w:lvlJc w:val="start"/>
+      <w:pPr>
+        <w:tabs>
+          <w:tab w:val="num" w:pos="0"/>
+        </w:tabs>
+        <w:ind w:start="0" w:hanging="0"/>
+      </w:pPr>
+    </w:lvl>
+    <w:lvl w:ilvl="1">
+      <w:start w:val="1"/>
+      <w:numFmt w:val="none"/>
+      <w:suff w:val="nothing"/>
+      <w:lvlText w:val=""/>
+      <w:lvlJc w:val="start"/>
+      <w:pPr>
+        <w:tabs>
+          <w:tab w:val="num" w:pos="0"/>
+        </w:tabs>
+        <w:ind w:start="0" w:hanging="0"/>
+      </w:pPr>
+    </w:lvl>
+    <w:lvl w:ilvl="2">
+      <w:start w:val="1"/>
+      <w:numFmt w:val="none"/>
+      <w:suff w:val="nothing"/>
+      <w:lvlText w:val=""/>
+      <w:lvlJc w:val="start"/>
+      <w:pPr>
+        <w:tabs>
+          <w:tab w:val="num" w:pos="0"/>
+        </w:tabs>
+        <w:ind w:start="0" w:hanging="0"/>
+      </w:pPr>
+    </w:lvl>
+    <w:lvl w:ilvl="3">
+      <w:start w:val="1"/>
+      <w:numFmt w:val="none"/>
+      <w:suff w:val="nothing"/>
+      <w:lvlText w:val=""/>
+      <w:lvlJc w:val="start"/>
+      <w:pPr>
+        <w:tabs>
+          <w:tab w:val="num" w:pos="0"/>
+        </w:tabs>
+        <w:ind w:start="0" w:hanging="0"/>
+      </w:pPr>
+    </w:lvl>
+    <w:lvl w:ilvl="4">
+      <w:start w:val="1"/>
+      <w:numFmt w:val="none"/>
+      <w:suff w:val="nothing"/>
+      <w:lvlText w:val=""/>
+      <w:lvlJc w:val="start"/>
+      <w:pPr>
+        <w:tabs>
+          <w:tab w:val="num" w:pos="0"/>
+        </w:tabs>
+        <w:ind w:start="0" w:hanging="0"/>
+      </w:pPr>
+    </w:lvl>
+    <w:lvl w:ilvl="5">
+      <w:start w:val="1"/>
+      <w:numFmt w:val="none"/>
+      <w:suff w:val="nothing"/>
+      <w:lvlText w:val=""/>
+      <w:lvlJc w:val="start"/>
+      <w:pPr>
+        <w:tabs>
+          <w:tab w:val="num" w:pos="0"/>
+        </w:tabs>
+        <w:ind w:start="0" w:hanging="0"/>
+      </w:pPr>
+    </w:lvl>
+    <w:lvl w:ilvl="6">
+      <w:start w:val="1"/>
+      <w:numFmt w:val="none"/>
+      <w:suff w:val="nothing"/>
+      <w:lvlText w:val=""/>
+      <w:lvlJc w:val="start"/>
+      <w:pPr>
+        <w:tabs>
+          <w:tab w:val="num" w:pos="0"/>
+        </w:tabs>
+        <w:ind w:start="0" w:hanging="0"/>
+      </w:pPr>
+    </w:lvl>
+    <w:lvl w:ilvl="7">
+      <w:start w:val="1"/>
+      <w:numFmt w:val="none"/>
+      <w:suff w:val="nothing"/>
+      <w:lvlText w:val=""/>
+      <w:lvlJc w:val="start"/>
+      <w:pPr>
+        <w:tabs>
+          <w:tab w:val="num" w:pos="0"/>
+        </w:tabs>
+        <w:ind w:start="0" w:hanging="0"/>
+      </w:pPr>
+    </w:lvl>
+    <w:lvl w:ilvl="8">
+      <w:start w:val="1"/>
+      <w:numFmt w:val="none"/>
+      <w:suff w:val="nothing"/>
+      <w:lvlText w:val=""/>
+      <w:lvlJc w:val="start"/>
+      <w:pPr>
+        <w:tabs>
+          <w:tab w:val="num" w:pos="0"/>
+        </w:tabs>
+        <w:ind w:start="0" w:hanging="0"/>
+      </w:pPr>
     </w:lvl>
   </w:abstractNum>
   <w:num w:numId="1">
-    <w:abstractNumId w:val="0"/>
+    <w:abstractNumId w:val="1"/>
+  </w:num>
+  <w:num w:numId="2">
+    <w:abstractNumId w:val="2"/>
   </w:num>
 </w:numbering>
 </file>
 
 <file path=word/styles.xml><?xml version="1.0" encoding="utf-8"?>
-<w:styles xmlns:mc="http://schemas.openxmlformats.org/markup-compatibility/2006" xmlns:r="http://schemas.openxmlformats.org/officeDocument/2006/relationships" xmlns:w="http://schemas.openxmlformats.org/wordprocessingml/2006/main" xmlns:w14="http://schemas.microsoft.com/office/word/2010/wordml" xmlns:w15="http://schemas.microsoft.com/office/word/2012/wordml" xmlns:w16se="http://schemas.microsoft.com/office/word/2015/wordml/symex" mc:Ignorable="w14 w15 w16se">
+<w:styles xmlns:w="http://schemas.openxmlformats.org/wordprocessingml/2006/main" xmlns:w14="http://schemas.microsoft.com/office/word/2010/wordml" xmlns:mc="http://schemas.openxmlformats.org/markup-compatibility/2006" mc:Ignorable="w14">
   <w:docDefaults>
     <w:rPrDefault>
       <w:rPr>
-        <w:rFonts w:asciiTheme="minorHAnsi" w:eastAsiaTheme="minorHAnsi" w:hAnsiTheme="minorHAnsi" w:cstheme="minorBidi"/>
+        <w:rFonts w:ascii="Calibri" w:hAnsi="Calibri" w:eastAsia="Calibri" w:cs="" w:asciiTheme="minorHAnsi" w:cstheme="minorBidi" w:eastAsiaTheme="minorHAnsi" w:hAnsiTheme="minorHAnsi"/>
         <w:sz w:val="22"/>
         <w:szCs w:val="22"/>
         <w:lang w:val="en-US" w:eastAsia="en-US" w:bidi="ar-SA"/>
@@ -1156,21 +1367,21 @@
     </w:rPrDefault>
     <w:pPrDefault>
       <w:pPr>
-        <w:spacing w:after="160" w:line="259" w:lineRule="auto"/>
+        <w:suppressAutoHyphens w:val="true"/>
       </w:pPr>
     </w:pPrDefault>
   </w:docDefaults>
   <w:latentStyles w:defLockedState="0" w:defUIPriority="99" w:defSemiHidden="0" w:defUnhideWhenUsed="0" w:defQFormat="0" w:count="371">
     <w:lsdException w:name="Normal" w:uiPriority="0" w:qFormat="1"/>
     <w:lsdException w:name="heading 1" w:uiPriority="9" w:qFormat="1"/>
-    <w:lsdException w:name="heading 2" w:semiHidden="1" w:uiPriority="9" w:unhideWhenUsed="1" w:qFormat="1"/>
-    <w:lsdException w:name="heading 3" w:semiHidden="1" w:uiPriority="9" w:unhideWhenUsed="1" w:qFormat="1"/>
-    <w:lsdException w:name="heading 4" w:semiHidden="1" w:uiPriority="9" w:unhideWhenUsed="1" w:qFormat="1"/>
-    <w:lsdException w:name="heading 5" w:semiHidden="1" w:uiPriority="9" w:unhideWhenUsed="1" w:qFormat="1"/>
-    <w:lsdException w:name="heading 6" w:semiHidden="1" w:uiPriority="9" w:unhideWhenUsed="1" w:qFormat="1"/>
-    <w:lsdException w:name="heading 7" w:semiHidden="1" w:uiPriority="9" w:unhideWhenUsed="1" w:qFormat="1"/>
-    <w:lsdException w:name="heading 8" w:semiHidden="1" w:uiPriority="9" w:unhideWhenUsed="1" w:qFormat="1"/>
-    <w:lsdException w:name="heading 9" w:semiHidden="1" w:uiPriority="9" w:unhideWhenUsed="1" w:qFormat="1"/>
+    <w:lsdException w:name="heading 2" w:uiPriority="9" w:semiHidden="1" w:unhideWhenUsed="1" w:qFormat="1"/>
+    <w:lsdException w:name="heading 3" w:uiPriority="9" w:semiHidden="1" w:unhideWhenUsed="1" w:qFormat="1"/>
+    <w:lsdException w:name="heading 4" w:uiPriority="9" w:semiHidden="1" w:unhideWhenUsed="1" w:qFormat="1"/>
+    <w:lsdException w:name="heading 5" w:uiPriority="9" w:semiHidden="1" w:unhideWhenUsed="1" w:qFormat="1"/>
+    <w:lsdException w:name="heading 6" w:uiPriority="9" w:semiHidden="1" w:unhideWhenUsed="1" w:qFormat="1"/>
+    <w:lsdException w:name="heading 7" w:uiPriority="9" w:semiHidden="1" w:unhideWhenUsed="1" w:qFormat="1"/>
+    <w:lsdException w:name="heading 8" w:uiPriority="9" w:semiHidden="1" w:unhideWhenUsed="1" w:qFormat="1"/>
+    <w:lsdException w:name="heading 9" w:uiPriority="9" w:semiHidden="1" w:unhideWhenUsed="1" w:qFormat="1"/>
     <w:lsdException w:name="index 1" w:semiHidden="1" w:unhideWhenUsed="1"/>
     <w:lsdException w:name="index 2" w:semiHidden="1" w:unhideWhenUsed="1"/>
     <w:lsdException w:name="index 3" w:semiHidden="1" w:unhideWhenUsed="1"/>
@@ -1180,22 +1391,22 @@
     <w:lsdException w:name="index 7" w:semiHidden="1" w:unhideWhenUsed="1"/>
     <w:lsdException w:name="index 8" w:semiHidden="1" w:unhideWhenUsed="1"/>
     <w:lsdException w:name="index 9" w:semiHidden="1" w:unhideWhenUsed="1"/>
-    <w:lsdException w:name="toc 1" w:semiHidden="1" w:uiPriority="39" w:unhideWhenUsed="1"/>
-    <w:lsdException w:name="toc 2" w:semiHidden="1" w:uiPriority="39" w:unhideWhenUsed="1"/>
-    <w:lsdException w:name="toc 3" w:semiHidden="1" w:uiPriority="39" w:unhideWhenUsed="1"/>
-    <w:lsdException w:name="toc 4" w:semiHidden="1" w:uiPriority="39" w:unhideWhenUsed="1"/>
-    <w:lsdException w:name="toc 5" w:semiHidden="1" w:uiPriority="39" w:unhideWhenUsed="1"/>
-    <w:lsdException w:name="toc 6" w:semiHidden="1" w:uiPriority="39" w:unhideWhenUsed="1"/>
-    <w:lsdException w:name="toc 7" w:semiHidden="1" w:uiPriority="39" w:unhideWhenUsed="1"/>
-    <w:lsdException w:name="toc 8" w:semiHidden="1" w:uiPriority="39" w:unhideWhenUsed="1"/>
-    <w:lsdException w:name="toc 9" w:semiHidden="1" w:uiPriority="39" w:unhideWhenUsed="1"/>
+    <w:lsdException w:name="toc 1" w:uiPriority="39" w:semiHidden="1" w:unhideWhenUsed="1"/>
+    <w:lsdException w:name="toc 2" w:uiPriority="39" w:semiHidden="1" w:unhideWhenUsed="1"/>
+    <w:lsdException w:name="toc 3" w:uiPriority="39" w:semiHidden="1" w:unhideWhenUsed="1"/>
+    <w:lsdException w:name="toc 4" w:uiPriority="39" w:semiHidden="1" w:unhideWhenUsed="1"/>
+    <w:lsdException w:name="toc 5" w:uiPriority="39" w:semiHidden="1" w:unhideWhenUsed="1"/>
+    <w:lsdException w:name="toc 6" w:uiPriority="39" w:semiHidden="1" w:unhideWhenUsed="1"/>
+    <w:lsdException w:name="toc 7" w:uiPriority="39" w:semiHidden="1" w:unhideWhenUsed="1"/>
+    <w:lsdException w:name="toc 8" w:uiPriority="39" w:semiHidden="1" w:unhideWhenUsed="1"/>
+    <w:lsdException w:name="toc 9" w:uiPriority="39" w:semiHidden="1" w:unhideWhenUsed="1"/>
     <w:lsdException w:name="Normal Indent" w:semiHidden="1" w:unhideWhenUsed="1"/>
     <w:lsdException w:name="footnote text" w:semiHidden="1" w:unhideWhenUsed="1"/>
     <w:lsdException w:name="annotation text" w:semiHidden="1" w:unhideWhenUsed="1"/>
     <w:lsdException w:name="header" w:semiHidden="1" w:unhideWhenUsed="1"/>
     <w:lsdException w:name="footer" w:semiHidden="1" w:unhideWhenUsed="1"/>
     <w:lsdException w:name="index heading" w:semiHidden="1" w:unhideWhenUsed="1"/>
-    <w:lsdException w:name="caption" w:semiHidden="1" w:uiPriority="35" w:unhideWhenUsed="1" w:qFormat="1"/>
+    <w:lsdException w:name="caption" w:uiPriority="35" w:semiHidden="1" w:unhideWhenUsed="1" w:qFormat="1"/>
     <w:lsdException w:name="table of figures" w:semiHidden="1" w:unhideWhenUsed="1"/>
     <w:lsdException w:name="envelope address" w:semiHidden="1" w:unhideWhenUsed="1"/>
     <w:lsdException w:name="envelope return" w:semiHidden="1" w:unhideWhenUsed="1"/>
@@ -1226,7 +1437,7 @@
     <w:lsdException w:name="Title" w:uiPriority="10" w:qFormat="1"/>
     <w:lsdException w:name="Closing" w:semiHidden="1" w:unhideWhenUsed="1"/>
     <w:lsdException w:name="Signature" w:semiHidden="1" w:unhideWhenUsed="1"/>
-    <w:lsdException w:name="Default Paragraph Font" w:semiHidden="1" w:uiPriority="1" w:unhideWhenUsed="1"/>
+    <w:lsdException w:name="Default Paragraph Font" w:uiPriority="1" w:semiHidden="1" w:unhideWhenUsed="1"/>
     <w:lsdException w:name="Body Text" w:semiHidden="1" w:unhideWhenUsed="1"/>
     <w:lsdException w:name="Body Text Indent" w:semiHidden="1" w:unhideWhenUsed="1"/>
     <w:lsdException w:name="List Continue" w:semiHidden="1" w:unhideWhenUsed="1"/>
@@ -1426,8 +1637,8 @@
     <w:lsdException w:name="Subtle Reference" w:uiPriority="31" w:qFormat="1"/>
     <w:lsdException w:name="Intense Reference" w:uiPriority="32" w:qFormat="1"/>
     <w:lsdException w:name="Book Title" w:uiPriority="33" w:qFormat="1"/>
-    <w:lsdException w:name="Bibliography" w:semiHidden="1" w:uiPriority="37" w:unhideWhenUsed="1"/>
-    <w:lsdException w:name="TOC Heading" w:semiHidden="1" w:uiPriority="39" w:unhideWhenUsed="1" w:qFormat="1"/>
+    <w:lsdException w:name="Bibliography" w:uiPriority="37" w:semiHidden="1" w:unhideWhenUsed="1"/>
+    <w:lsdException w:name="TOC Heading" w:uiPriority="39" w:semiHidden="1" w:unhideWhenUsed="1" w:qFormat="1"/>
     <w:lsdException w:name="Plain Table 1" w:uiPriority="41"/>
     <w:lsdException w:name="Plain Table 2" w:uiPriority="42"/>
     <w:lsdException w:name="Plain Table 3" w:uiPriority="43"/>
@@ -1533,17 +1744,24 @@
     <w:lsdException w:name="List Table 6 Colorful Accent 6" w:uiPriority="51"/>
     <w:lsdException w:name="List Table 7 Colorful Accent 6" w:uiPriority="52"/>
   </w:latentStyles>
-  <w:style w:type="paragraph" w:default="1" w:styleId="Normal">
+  <w:style w:type="paragraph" w:styleId="Normal" w:default="1">
     <w:name w:val="Normal"/>
     <w:qFormat/>
-    <w:rsid w:val="00C12B7E"/>
+    <w:rsid w:val="00c12b7e"/>
     <w:pPr>
-      <w:spacing w:after="120" w:line="324" w:lineRule="auto"/>
+      <w:widowControl/>
+      <w:suppressAutoHyphens w:val="true"/>
+      <w:bidi w:val="0"/>
+      <w:spacing w:lineRule="auto" w:line="324" w:before="0" w:after="120"/>
       <w:jc w:val="both"/>
     </w:pPr>
     <w:rPr>
-      <w:rFonts w:ascii="Times New Roman" w:hAnsi="Times New Roman"/>
+      <w:rFonts w:ascii="Times New Roman" w:hAnsi="Times New Roman" w:eastAsia="Calibri" w:cs="" w:cstheme="minorBidi" w:eastAsiaTheme="minorHAnsi"/>
+      <w:color w:val="auto"/>
+      <w:kern w:val="0"/>
       <w:sz w:val="26"/>
+      <w:szCs w:val="22"/>
+      <w:lang w:val="en-US" w:eastAsia="en-US" w:bidi="ar-SA"/>
     </w:rPr>
   </w:style>
   <w:style w:type="paragraph" w:styleId="Heading1">
@@ -1554,16 +1772,16 @@
     <w:autoRedefine/>
     <w:uiPriority w:val="9"/>
     <w:qFormat/>
-    <w:rsid w:val="00C12B7E"/>
+    <w:rsid w:val="00c12b7e"/>
     <w:pPr>
-      <w:keepNext/>
+      <w:keepNext w:val="true"/>
       <w:keepLines/>
       <w:spacing w:before="240" w:after="0"/>
-      <w:jc w:val="left"/>
+      <w:jc w:val="start"/>
       <w:outlineLvl w:val="0"/>
     </w:pPr>
     <w:rPr>
-      <w:rFonts w:eastAsiaTheme="majorEastAsia" w:cstheme="majorBidi"/>
+      <w:rFonts w:eastAsia="" w:cs="" w:cstheme="majorBidi" w:eastAsiaTheme="majorEastAsia"/>
       <w:b/>
       <w:szCs w:val="32"/>
     </w:rPr>
@@ -1578,16 +1796,16 @@
     <w:semiHidden/>
     <w:unhideWhenUsed/>
     <w:qFormat/>
-    <w:rsid w:val="00C12B7E"/>
+    <w:rsid w:val="00c12b7e"/>
     <w:pPr>
-      <w:keepNext/>
+      <w:keepNext w:val="true"/>
       <w:keepLines/>
       <w:spacing w:before="120" w:after="0"/>
-      <w:jc w:val="left"/>
+      <w:jc w:val="start"/>
       <w:outlineLvl w:val="1"/>
     </w:pPr>
     <w:rPr>
-      <w:rFonts w:eastAsiaTheme="majorEastAsia" w:cstheme="majorBidi"/>
+      <w:rFonts w:eastAsia="" w:cs="" w:cstheme="majorBidi" w:eastAsiaTheme="majorEastAsia"/>
       <w:b/>
       <w:szCs w:val="26"/>
     </w:rPr>
@@ -1601,26 +1819,159 @@
     <w:uiPriority w:val="9"/>
     <w:unhideWhenUsed/>
     <w:qFormat/>
-    <w:rsid w:val="00C12B7E"/>
+    <w:rsid w:val="00c12b7e"/>
     <w:pPr>
-      <w:keepNext/>
+      <w:keepNext w:val="true"/>
       <w:keepLines/>
       <w:spacing w:before="120" w:after="0"/>
-      <w:jc w:val="left"/>
+      <w:jc w:val="start"/>
       <w:outlineLvl w:val="2"/>
     </w:pPr>
     <w:rPr>
-      <w:rFonts w:eastAsiaTheme="majorEastAsia" w:cstheme="majorBidi"/>
+      <w:rFonts w:eastAsia="" w:cs="" w:cstheme="majorBidi" w:eastAsiaTheme="majorEastAsia"/>
       <w:b/>
       <w:i/>
       <w:szCs w:val="24"/>
     </w:rPr>
   </w:style>
-  <w:style w:type="character" w:default="1" w:styleId="DefaultParagraphFont">
+  <w:style w:type="character" w:styleId="DefaultParagraphFont" w:default="1">
     <w:name w:val="Default Paragraph Font"/>
     <w:uiPriority w:val="1"/>
     <w:semiHidden/>
     <w:unhideWhenUsed/>
+    <w:qFormat/>
+    <w:rPr/>
+  </w:style>
+  <w:style w:type="character" w:styleId="Heading1Char" w:customStyle="1">
+    <w:name w:val="Heading 1 Char"/>
+    <w:basedOn w:val="DefaultParagraphFont"/>
+    <w:link w:val="Heading1"/>
+    <w:uiPriority w:val="9"/>
+    <w:qFormat/>
+    <w:rsid w:val="00c12b7e"/>
+    <w:rPr>
+      <w:rFonts w:ascii="Times New Roman" w:hAnsi="Times New Roman" w:eastAsia="" w:cs="" w:cstheme="majorBidi" w:eastAsiaTheme="majorEastAsia"/>
+      <w:b/>
+      <w:sz w:val="26"/>
+      <w:szCs w:val="32"/>
+    </w:rPr>
+  </w:style>
+  <w:style w:type="character" w:styleId="Heading2Char" w:customStyle="1">
+    <w:name w:val="Heading 2 Char"/>
+    <w:basedOn w:val="DefaultParagraphFont"/>
+    <w:link w:val="Heading2"/>
+    <w:uiPriority w:val="9"/>
+    <w:semiHidden/>
+    <w:qFormat/>
+    <w:rsid w:val="00c12b7e"/>
+    <w:rPr>
+      <w:rFonts w:ascii="Times New Roman" w:hAnsi="Times New Roman" w:eastAsia="" w:cs="" w:cstheme="majorBidi" w:eastAsiaTheme="majorEastAsia"/>
+      <w:b/>
+      <w:sz w:val="26"/>
+      <w:szCs w:val="26"/>
+    </w:rPr>
+  </w:style>
+  <w:style w:type="character" w:styleId="Heading3Char" w:customStyle="1">
+    <w:name w:val="Heading 3 Char"/>
+    <w:basedOn w:val="DefaultParagraphFont"/>
+    <w:link w:val="Heading3"/>
+    <w:uiPriority w:val="9"/>
+    <w:qFormat/>
+    <w:rsid w:val="00c12b7e"/>
+    <w:rPr>
+      <w:rFonts w:ascii="Times New Roman" w:hAnsi="Times New Roman" w:eastAsia="" w:cs="" w:cstheme="majorBidi" w:eastAsiaTheme="majorEastAsia"/>
+      <w:b/>
+      <w:i/>
+      <w:sz w:val="26"/>
+      <w:szCs w:val="24"/>
+    </w:rPr>
+  </w:style>
+  <w:style w:type="paragraph" w:styleId="Heading">
+    <w:name w:val="Heading"/>
+    <w:basedOn w:val="Normal"/>
+    <w:next w:val="BodyText"/>
+    <w:qFormat/>
+    <w:pPr>
+      <w:keepNext w:val="true"/>
+      <w:spacing w:before="240" w:after="120"/>
+    </w:pPr>
+    <w:rPr>
+      <w:rFonts w:ascii="Liberation Sans" w:hAnsi="Liberation Sans" w:eastAsia="Noto Sans CJK SC" w:cs="Noto Sans Devanagari"/>
+      <w:sz w:val="28"/>
+      <w:szCs w:val="28"/>
+    </w:rPr>
+  </w:style>
+  <w:style w:type="paragraph" w:styleId="BodyText">
+    <w:name w:val="Body Text"/>
+    <w:basedOn w:val="Normal"/>
+    <w:pPr>
+      <w:spacing w:lineRule="auto" w:line="276" w:before="0" w:after="140"/>
+    </w:pPr>
+    <w:rPr/>
+  </w:style>
+  <w:style w:type="paragraph" w:styleId="List">
+    <w:name w:val="List"/>
+    <w:basedOn w:val="BodyText"/>
+    <w:pPr/>
+    <w:rPr>
+      <w:rFonts w:cs="Noto Sans Devanagari"/>
+    </w:rPr>
+  </w:style>
+  <w:style w:type="paragraph" w:styleId="Caption">
+    <w:name w:val="caption"/>
+    <w:basedOn w:val="Normal"/>
+    <w:qFormat/>
+    <w:pPr>
+      <w:suppressLineNumbers/>
+      <w:spacing w:before="120" w:after="120"/>
+    </w:pPr>
+    <w:rPr>
+      <w:rFonts w:cs="Noto Sans Devanagari"/>
+      <w:i/>
+      <w:iCs/>
+      <w:sz w:val="24"/>
+      <w:szCs w:val="24"/>
+    </w:rPr>
+  </w:style>
+  <w:style w:type="paragraph" w:styleId="Index">
+    <w:name w:val="Index"/>
+    <w:basedOn w:val="Normal"/>
+    <w:qFormat/>
+    <w:pPr>
+      <w:suppressLineNumbers/>
+    </w:pPr>
+    <w:rPr>
+      <w:rFonts w:cs="Noto Sans Devanagari"/>
+    </w:rPr>
+  </w:style>
+  <w:style w:type="paragraph" w:styleId="NoSpacing">
+    <w:name w:val="No Spacing"/>
+    <w:autoRedefine/>
+    <w:uiPriority w:val="1"/>
+    <w:qFormat/>
+    <w:rsid w:val="00c12b7e"/>
+    <w:pPr>
+      <w:widowControl/>
+      <w:suppressAutoHyphens w:val="true"/>
+      <w:bidi w:val="0"/>
+      <w:spacing w:lineRule="auto" w:line="240" w:before="0" w:after="0"/>
+      <w:jc w:val="both"/>
+    </w:pPr>
+    <w:rPr>
+      <w:rFonts w:ascii="Times New Roman" w:hAnsi="Times New Roman" w:eastAsia="Calibri" w:cs="" w:cstheme="minorBidi" w:eastAsiaTheme="minorHAnsi"/>
+      <w:color w:val="auto"/>
+      <w:kern w:val="0"/>
+      <w:sz w:val="26"/>
+      <w:szCs w:val="22"/>
+      <w:lang w:val="en-US" w:eastAsia="en-US" w:bidi="ar-SA"/>
+    </w:rPr>
+  </w:style>
+  <w:style w:type="numbering" w:styleId="NoList" w:default="1">
+    <w:name w:val="No List"/>
+    <w:uiPriority w:val="99"/>
+    <w:semiHidden/>
+    <w:unhideWhenUsed/>
+    <w:qFormat/>
   </w:style>
   <w:style w:type="table" w:default="1" w:styleId="TableNormal">
     <w:name w:val="Normal Table"/>
@@ -1628,7 +1979,6 @@
     <w:semiHidden/>
     <w:unhideWhenUsed/>
     <w:tblPr>
-      <w:tblInd w:w="0" w:type="dxa"/>
       <w:tblCellMar>
         <w:top w:w="0" w:type="dxa"/>
         <w:left w:w="108" w:type="dxa"/>
@@ -1637,80 +1987,18 @@
       </w:tblCellMar>
     </w:tblPr>
   </w:style>
-  <w:style w:type="numbering" w:default="1" w:styleId="NoList">
-    <w:name w:val="No List"/>
-    <w:uiPriority w:val="99"/>
-    <w:semiHidden/>
-    <w:unhideWhenUsed/>
-  </w:style>
-  <w:style w:type="paragraph" w:styleId="NoSpacing">
-    <w:name w:val="No Spacing"/>
-    <w:autoRedefine/>
-    <w:uiPriority w:val="1"/>
-    <w:qFormat/>
-    <w:rsid w:val="00C12B7E"/>
-    <w:pPr>
-      <w:spacing w:after="0" w:line="240" w:lineRule="auto"/>
-      <w:jc w:val="both"/>
-    </w:pPr>
-    <w:rPr>
-      <w:rFonts w:ascii="Times New Roman" w:hAnsi="Times New Roman"/>
-      <w:sz w:val="26"/>
-    </w:rPr>
-  </w:style>
-  <w:style w:type="character" w:customStyle="1" w:styleId="Heading1Char">
-    <w:name w:val="Heading 1 Char"/>
-    <w:basedOn w:val="DefaultParagraphFont"/>
-    <w:link w:val="Heading1"/>
-    <w:uiPriority w:val="9"/>
-    <w:rsid w:val="00C12B7E"/>
-    <w:rPr>
-      <w:rFonts w:ascii="Times New Roman" w:eastAsiaTheme="majorEastAsia" w:hAnsi="Times New Roman" w:cstheme="majorBidi"/>
-      <w:b/>
-      <w:sz w:val="26"/>
-      <w:szCs w:val="32"/>
-    </w:rPr>
-  </w:style>
-  <w:style w:type="character" w:customStyle="1" w:styleId="Heading2Char">
-    <w:name w:val="Heading 2 Char"/>
-    <w:basedOn w:val="DefaultParagraphFont"/>
-    <w:link w:val="Heading2"/>
-    <w:uiPriority w:val="9"/>
-    <w:semiHidden/>
-    <w:rsid w:val="00C12B7E"/>
-    <w:rPr>
-      <w:rFonts w:ascii="Times New Roman" w:eastAsiaTheme="majorEastAsia" w:hAnsi="Times New Roman" w:cstheme="majorBidi"/>
-      <w:b/>
-      <w:sz w:val="26"/>
-      <w:szCs w:val="26"/>
-    </w:rPr>
-  </w:style>
-  <w:style w:type="character" w:customStyle="1" w:styleId="Heading3Char">
-    <w:name w:val="Heading 3 Char"/>
-    <w:basedOn w:val="DefaultParagraphFont"/>
-    <w:link w:val="Heading3"/>
-    <w:uiPriority w:val="9"/>
-    <w:rsid w:val="00C12B7E"/>
-    <w:rPr>
-      <w:rFonts w:ascii="Times New Roman" w:eastAsiaTheme="majorEastAsia" w:hAnsi="Times New Roman" w:cstheme="majorBidi"/>
-      <w:b/>
-      <w:i/>
-      <w:sz w:val="26"/>
-      <w:szCs w:val="24"/>
-    </w:rPr>
-  </w:style>
 </w:styles>
 </file>
 
 <file path=word/theme/theme1.xml><?xml version="1.0" encoding="utf-8"?>
-<a:theme xmlns:a="http://schemas.openxmlformats.org/drawingml/2006/main" name="Office Theme">
+<a:theme xmlns:a="http://schemas.openxmlformats.org/drawingml/2006/main" xmlns:r="http://schemas.openxmlformats.org/officeDocument/2006/relationships" name="Office Theme">
   <a:themeElements>
     <a:clrScheme name="Office">
       <a:dk1>
-        <a:sysClr val="windowText" lastClr="000000"/>
+        <a:srgbClr val="000000"/>
       </a:dk1>
       <a:lt1>
-        <a:sysClr val="window" lastClr="FFFFFF"/>
+        <a:srgbClr val="FFFFFF"/>
       </a:lt1>
       <a:dk2>
         <a:srgbClr val="44546A"/>
@@ -1745,119 +2033,55 @@
     </a:clrScheme>
     <a:fontScheme name="Office">
       <a:majorFont>
-        <a:latin typeface="Calibri Light" panose="020F0302020204030204"/>
+        <a:latin typeface="Calibri Light" panose="020F0302020204030204" pitchFamily="0" charset="1"/>
         <a:ea typeface=""/>
         <a:cs typeface=""/>
-        <a:font script="Jpan" typeface="游ゴシック Light"/>
-        <a:font script="Hang" typeface="맑은 고딕"/>
-        <a:font script="Hans" typeface="等线 Light"/>
-        <a:font script="Hant" typeface="新細明體"/>
-        <a:font script="Arab" typeface="Times New Roman"/>
-        <a:font script="Hebr" typeface="Times New Roman"/>
-        <a:font script="Thai" typeface="Angsana New"/>
-        <a:font script="Ethi" typeface="Nyala"/>
-        <a:font script="Beng" typeface="Vrinda"/>
-        <a:font script="Gujr" typeface="Shruti"/>
-        <a:font script="Khmr" typeface="MoolBoran"/>
-        <a:font script="Knda" typeface="Tunga"/>
-        <a:font script="Guru" typeface="Raavi"/>
-        <a:font script="Cans" typeface="Euphemia"/>
-        <a:font script="Cher" typeface="Plantagenet Cherokee"/>
-        <a:font script="Yiii" typeface="Microsoft Yi Baiti"/>
-        <a:font script="Tibt" typeface="Microsoft Himalaya"/>
-        <a:font script="Thaa" typeface="MV Boli"/>
-        <a:font script="Deva" typeface="Mangal"/>
-        <a:font script="Telu" typeface="Gautami"/>
-        <a:font script="Taml" typeface="Latha"/>
-        <a:font script="Syrc" typeface="Estrangelo Edessa"/>
-        <a:font script="Orya" typeface="Kalinga"/>
-        <a:font script="Mlym" typeface="Kartika"/>
-        <a:font script="Laoo" typeface="DokChampa"/>
-        <a:font script="Sinh" typeface="Iskoola Pota"/>
-        <a:font script="Mong" typeface="Mongolian Baiti"/>
-        <a:font script="Viet" typeface="Times New Roman"/>
-        <a:font script="Uigh" typeface="Microsoft Uighur"/>
-        <a:font script="Geor" typeface="Sylfaen"/>
       </a:majorFont>
       <a:minorFont>
-        <a:latin typeface="Calibri" panose="020F0502020204030204"/>
+        <a:latin typeface="Calibri" panose="020F0502020204030204" pitchFamily="0" charset="1"/>
         <a:ea typeface=""/>
         <a:cs typeface=""/>
-        <a:font script="Jpan" typeface="游明朝"/>
-        <a:font script="Hang" typeface="맑은 고딕"/>
-        <a:font script="Hans" typeface="等线"/>
-        <a:font script="Hant" typeface="新細明體"/>
-        <a:font script="Arab" typeface="Arial"/>
-        <a:font script="Hebr" typeface="Arial"/>
-        <a:font script="Thai" typeface="Cordia New"/>
-        <a:font script="Ethi" typeface="Nyala"/>
-        <a:font script="Beng" typeface="Vrinda"/>
-        <a:font script="Gujr" typeface="Shruti"/>
-        <a:font script="Khmr" typeface="DaunPenh"/>
-        <a:font script="Knda" typeface="Tunga"/>
-        <a:font script="Guru" typeface="Raavi"/>
-        <a:font script="Cans" typeface="Euphemia"/>
-        <a:font script="Cher" typeface="Plantagenet Cherokee"/>
-        <a:font script="Yiii" typeface="Microsoft Yi Baiti"/>
-        <a:font script="Tibt" typeface="Microsoft Himalaya"/>
-        <a:font script="Thaa" typeface="MV Boli"/>
-        <a:font script="Deva" typeface="Mangal"/>
-        <a:font script="Telu" typeface="Gautami"/>
-        <a:font script="Taml" typeface="Latha"/>
-        <a:font script="Syrc" typeface="Estrangelo Edessa"/>
-        <a:font script="Orya" typeface="Kalinga"/>
-        <a:font script="Mlym" typeface="Kartika"/>
-        <a:font script="Laoo" typeface="DokChampa"/>
-        <a:font script="Sinh" typeface="Iskoola Pota"/>
-        <a:font script="Mong" typeface="Mongolian Baiti"/>
-        <a:font script="Viet" typeface="Arial"/>
-        <a:font script="Uigh" typeface="Microsoft Uighur"/>
-        <a:font script="Geor" typeface="Sylfaen"/>
       </a:minorFont>
     </a:fontScheme>
-    <a:fmtScheme name="Office">
+    <a:fmtScheme>
       <a:fillStyleLst>
         <a:solidFill>
           <a:schemeClr val="phClr"/>
         </a:solidFill>
-        <a:gradFill rotWithShape="1">
+        <a:gradFill>
           <a:gsLst>
             <a:gs pos="0">
               <a:schemeClr val="phClr">
                 <a:lumMod val="110000"/>
-                <a:satMod val="105000"/>
                 <a:tint val="67000"/>
               </a:schemeClr>
             </a:gs>
             <a:gs pos="50000">
               <a:schemeClr val="phClr">
                 <a:lumMod val="105000"/>
-                <a:satMod val="103000"/>
                 <a:tint val="73000"/>
               </a:schemeClr>
             </a:gs>
             <a:gs pos="100000">
               <a:schemeClr val="phClr">
                 <a:lumMod val="105000"/>
-                <a:satMod val="109000"/>
                 <a:tint val="81000"/>
               </a:schemeClr>
             </a:gs>
           </a:gsLst>
           <a:lin ang="5400000" scaled="0"/>
+          <a:tileRect l="0" t="0" r="0" b="0"/>
         </a:gradFill>
-        <a:gradFill rotWithShape="1">
+        <a:gradFill>
           <a:gsLst>
             <a:gs pos="0">
               <a:schemeClr val="phClr">
-                <a:satMod val="103000"/>
                 <a:lumMod val="102000"/>
                 <a:tint val="94000"/>
               </a:schemeClr>
             </a:gs>
             <a:gs pos="50000">
               <a:schemeClr val="phClr">
-                <a:satMod val="110000"/>
                 <a:lumMod val="100000"/>
                 <a:shade val="100000"/>
               </a:schemeClr>
@@ -1865,33 +2089,24 @@
             <a:gs pos="100000">
               <a:schemeClr val="phClr">
                 <a:lumMod val="99000"/>
-                <a:satMod val="120000"/>
                 <a:shade val="78000"/>
               </a:schemeClr>
             </a:gs>
           </a:gsLst>
           <a:lin ang="5400000" scaled="0"/>
+          <a:tileRect l="0" t="0" r="0" b="0"/>
         </a:gradFill>
       </a:fillStyleLst>
       <a:lnStyleLst>
         <a:ln w="6350" cap="flat" cmpd="sng" algn="ctr">
-          <a:solidFill>
-            <a:schemeClr val="phClr"/>
-          </a:solidFill>
           <a:prstDash val="solid"/>
           <a:miter lim="800000"/>
         </a:ln>
         <a:ln w="12700" cap="flat" cmpd="sng" algn="ctr">
-          <a:solidFill>
-            <a:schemeClr val="phClr"/>
-          </a:solidFill>
           <a:prstDash val="solid"/>
           <a:miter lim="800000"/>
         </a:ln>
         <a:ln w="19050" cap="flat" cmpd="sng" algn="ctr">
-          <a:solidFill>
-            <a:schemeClr val="phClr"/>
-          </a:solidFill>
           <a:prstDash val="solid"/>
           <a:miter lim="800000"/>
         </a:ln>
@@ -1904,13 +2119,7 @@
           <a:effectLst/>
         </a:effectStyle>
         <a:effectStyle>
-          <a:effectLst>
-            <a:outerShdw blurRad="57150" dist="19050" dir="5400000" algn="ctr" rotWithShape="0">
-              <a:srgbClr val="000000">
-                <a:alpha val="63000"/>
-              </a:srgbClr>
-            </a:outerShdw>
-          </a:effectLst>
+          <a:effectLst/>
         </a:effectStyle>
       </a:effectStyleLst>
       <a:bgFillStyleLst>
@@ -1920,15 +2129,13 @@
         <a:solidFill>
           <a:schemeClr val="phClr">
             <a:tint val="95000"/>
-            <a:satMod val="170000"/>
           </a:schemeClr>
         </a:solidFill>
-        <a:gradFill rotWithShape="1">
+        <a:gradFill>
           <a:gsLst>
             <a:gs pos="0">
               <a:schemeClr val="phClr">
                 <a:tint val="93000"/>
-                <a:satMod val="150000"/>
                 <a:shade val="98000"/>
                 <a:lumMod val="102000"/>
               </a:schemeClr>
@@ -1936,7 +2143,6 @@
             <a:gs pos="50000">
               <a:schemeClr val="phClr">
                 <a:tint val="98000"/>
-                <a:satMod val="130000"/>
                 <a:shade val="90000"/>
                 <a:lumMod val="103000"/>
               </a:schemeClr>
@@ -1944,21 +2150,14 @@
             <a:gs pos="100000">
               <a:schemeClr val="phClr">
                 <a:shade val="63000"/>
-                <a:satMod val="120000"/>
               </a:schemeClr>
             </a:gs>
           </a:gsLst>
           <a:lin ang="5400000" scaled="0"/>
+          <a:tileRect l="0" t="0" r="0" b="0"/>
         </a:gradFill>
       </a:bgFillStyleLst>
     </a:fmtScheme>
   </a:themeElements>
-  <a:objectDefaults/>
-  <a:extraClrSchemeLst/>
-  <a:extLst>
-    <a:ext uri="{05A4C25C-085E-4340-85A3-A5531E510DB2}">
-      <thm15:themeFamily xmlns:thm15="http://schemas.microsoft.com/office/thememl/2012/main" name="Office Theme" id="{62F939B6-93AF-4DB8-9C6B-D6C7DFDC589F}" vid="{4A3C46E8-61CC-4603-A589-7422A47A8E4A}"/>
-    </a:ext>
-  </a:extLst>
 </a:theme>
 </file>